--- a/source/mem map (organized).docx
+++ b/source/mem map (organized).docx
@@ -2492,12 +2492,12 @@
                 <wp:inline distB="19050" distT="19050" distL="19050" distR="19050">
                   <wp:extent cx="1333500" cy="1778000"/>
                   <wp:effectExtent b="0" l="0" r="0" t="0"/>
-                  <wp:docPr id="50" name="image43.jpg"/>
+                  <wp:docPr id="58" name="image56.jpg"/>
                   <a:graphic>
                     <a:graphicData uri="http://schemas.openxmlformats.org/drawingml/2006/picture">
                       <pic:pic>
                         <pic:nvPicPr>
-                          <pic:cNvPr id="0" name="image43.jpg"/>
+                          <pic:cNvPr id="0" name="image56.jpg"/>
                           <pic:cNvPicPr preferRelativeResize="0"/>
                         </pic:nvPicPr>
                         <pic:blipFill>
@@ -3064,12 +3064,12 @@
                 <wp:inline distB="19050" distT="19050" distL="19050" distR="19050">
                   <wp:extent cx="1333500" cy="882777"/>
                   <wp:effectExtent b="0" l="0" r="0" t="0"/>
-                  <wp:docPr id="51" name="image50.jpg"/>
+                  <wp:docPr id="59" name="image59.jpg"/>
                   <a:graphic>
                     <a:graphicData uri="http://schemas.openxmlformats.org/drawingml/2006/picture">
                       <pic:pic>
                         <pic:nvPicPr>
-                          <pic:cNvPr id="0" name="image50.jpg"/>
+                          <pic:cNvPr id="0" name="image59.jpg"/>
                           <pic:cNvPicPr preferRelativeResize="0"/>
                         </pic:nvPicPr>
                         <pic:blipFill>
@@ -5151,12 +5151,12 @@
                 <wp:inline distB="19050" distT="19050" distL="19050" distR="19050">
                   <wp:extent cx="1333500" cy="888111"/>
                   <wp:effectExtent b="0" l="0" r="0" t="0"/>
-                  <wp:docPr id="41" name="image32.jpg"/>
+                  <wp:docPr id="43" name="image38.jpg"/>
                   <a:graphic>
                     <a:graphicData uri="http://schemas.openxmlformats.org/drawingml/2006/picture">
                       <pic:pic>
                         <pic:nvPicPr>
-                          <pic:cNvPr id="0" name="image32.jpg"/>
+                          <pic:cNvPr id="0" name="image38.jpg"/>
                           <pic:cNvPicPr preferRelativeResize="0"/>
                         </pic:nvPicPr>
                         <pic:blipFill>
@@ -5422,12 +5422,12 @@
                 <wp:inline distB="19050" distT="19050" distL="19050" distR="19050">
                   <wp:extent cx="1333500" cy="1000125"/>
                   <wp:effectExtent b="0" l="0" r="0" t="0"/>
-                  <wp:docPr id="42" name="image33.jpg"/>
+                  <wp:docPr id="44" name="image35.jpg"/>
                   <a:graphic>
                     <a:graphicData uri="http://schemas.openxmlformats.org/drawingml/2006/picture">
                       <pic:pic>
                         <pic:nvPicPr>
-                          <pic:cNvPr id="0" name="image33.jpg"/>
+                          <pic:cNvPr id="0" name="image35.jpg"/>
                           <pic:cNvPicPr preferRelativeResize="0"/>
                         </pic:nvPicPr>
                         <pic:blipFill>
@@ -5710,12 +5710,12 @@
                 <wp:inline distB="19050" distT="19050" distL="19050" distR="19050">
                   <wp:extent cx="1333500" cy="1000125"/>
                   <wp:effectExtent b="0" l="0" r="0" t="0"/>
-                  <wp:docPr id="43" name="image38.jpg"/>
+                  <wp:docPr id="46" name="image55.jpg"/>
                   <a:graphic>
                     <a:graphicData uri="http://schemas.openxmlformats.org/drawingml/2006/picture">
                       <pic:pic>
                         <pic:nvPicPr>
-                          <pic:cNvPr id="0" name="image38.jpg"/>
+                          <pic:cNvPr id="0" name="image55.jpg"/>
                           <pic:cNvPicPr preferRelativeResize="0"/>
                         </pic:nvPicPr>
                         <pic:blipFill>
@@ -6072,12 +6072,12 @@
                 <wp:inline distB="19050" distT="19050" distL="19050" distR="19050">
                   <wp:extent cx="1333500" cy="1778000"/>
                   <wp:effectExtent b="0" l="0" r="0" t="0"/>
-                  <wp:docPr id="44" name="image44.jpg"/>
+                  <wp:docPr id="48" name="image46.jpg"/>
                   <a:graphic>
                     <a:graphicData uri="http://schemas.openxmlformats.org/drawingml/2006/picture">
                       <pic:pic>
                         <pic:nvPicPr>
-                          <pic:cNvPr id="0" name="image44.jpg"/>
+                          <pic:cNvPr id="0" name="image46.jpg"/>
                           <pic:cNvPicPr preferRelativeResize="0"/>
                         </pic:nvPicPr>
                         <pic:blipFill>
@@ -6362,12 +6362,12 @@
                 <wp:inline distB="19050" distT="19050" distL="19050" distR="19050">
                   <wp:extent cx="1333500" cy="1778000"/>
                   <wp:effectExtent b="0" l="0" r="0" t="0"/>
-                  <wp:docPr id="45" name="image40.jpg"/>
+                  <wp:docPr id="49" name="image44.jpg"/>
                   <a:graphic>
                     <a:graphicData uri="http://schemas.openxmlformats.org/drawingml/2006/picture">
                       <pic:pic>
                         <pic:nvPicPr>
-                          <pic:cNvPr id="0" name="image40.jpg"/>
+                          <pic:cNvPr id="0" name="image44.jpg"/>
                           <pic:cNvPicPr preferRelativeResize="0"/>
                         </pic:nvPicPr>
                         <pic:blipFill>
@@ -6670,12 +6670,12 @@
                 <wp:inline distB="19050" distT="19050" distL="19050" distR="19050">
                   <wp:extent cx="1333500" cy="1000125"/>
                   <wp:effectExtent b="0" l="0" r="0" t="0"/>
-                  <wp:docPr id="46" name="image34.jpg"/>
+                  <wp:docPr id="50" name="image36.jpg"/>
                   <a:graphic>
                     <a:graphicData uri="http://schemas.openxmlformats.org/drawingml/2006/picture">
                       <pic:pic>
                         <pic:nvPicPr>
-                          <pic:cNvPr id="0" name="image34.jpg"/>
+                          <pic:cNvPr id="0" name="image36.jpg"/>
                           <pic:cNvPicPr preferRelativeResize="0"/>
                         </pic:nvPicPr>
                         <pic:blipFill>
@@ -6965,12 +6965,12 @@
                 <wp:inline distB="19050" distT="19050" distL="19050" distR="19050">
                   <wp:extent cx="1333500" cy="1778000"/>
                   <wp:effectExtent b="0" l="0" r="0" t="0"/>
-                  <wp:docPr id="47" name="image39.jpg"/>
+                  <wp:docPr id="51" name="image52.jpg"/>
                   <a:graphic>
                     <a:graphicData uri="http://schemas.openxmlformats.org/drawingml/2006/picture">
                       <pic:pic>
                         <pic:nvPicPr>
-                          <pic:cNvPr id="0" name="image39.jpg"/>
+                          <pic:cNvPr id="0" name="image52.jpg"/>
                           <pic:cNvPicPr preferRelativeResize="0"/>
                         </pic:nvPicPr>
                         <pic:blipFill>
@@ -7258,12 +7258,12 @@
                 <wp:inline distB="19050" distT="19050" distL="19050" distR="19050">
                   <wp:extent cx="1333500" cy="1778000"/>
                   <wp:effectExtent b="0" l="0" r="0" t="0"/>
-                  <wp:docPr id="48" name="image31.jpg"/>
+                  <wp:docPr id="52" name="image51.jpg"/>
                   <a:graphic>
                     <a:graphicData uri="http://schemas.openxmlformats.org/drawingml/2006/picture">
                       <pic:pic>
                         <pic:nvPicPr>
-                          <pic:cNvPr id="0" name="image31.jpg"/>
+                          <pic:cNvPr id="0" name="image51.jpg"/>
                           <pic:cNvPicPr preferRelativeResize="0"/>
                         </pic:nvPicPr>
                         <pic:blipFill>
@@ -7551,12 +7551,12 @@
                 <wp:inline distB="19050" distT="19050" distL="19050" distR="19050">
                   <wp:extent cx="1333500" cy="1778000"/>
                   <wp:effectExtent b="0" l="0" r="0" t="0"/>
-                  <wp:docPr id="31" name="image48.jpg"/>
+                  <wp:docPr id="32" name="image39.jpg"/>
                   <a:graphic>
                     <a:graphicData uri="http://schemas.openxmlformats.org/drawingml/2006/picture">
                       <pic:pic>
                         <pic:nvPicPr>
-                          <pic:cNvPr id="0" name="image48.jpg"/>
+                          <pic:cNvPr id="0" name="image39.jpg"/>
                           <pic:cNvPicPr preferRelativeResize="0"/>
                         </pic:nvPicPr>
                         <pic:blipFill>
@@ -7822,12 +7822,12 @@
                 <wp:inline distB="19050" distT="19050" distL="19050" distR="19050">
                   <wp:extent cx="1333500" cy="1000125"/>
                   <wp:effectExtent b="0" l="0" r="0" t="0"/>
-                  <wp:docPr id="32" name="image36.jpg"/>
+                  <wp:docPr id="33" name="image34.jpg"/>
                   <a:graphic>
                     <a:graphicData uri="http://schemas.openxmlformats.org/drawingml/2006/picture">
                       <pic:pic>
                         <pic:nvPicPr>
-                          <pic:cNvPr id="0" name="image36.jpg"/>
+                          <pic:cNvPr id="0" name="image34.jpg"/>
                           <pic:cNvPicPr preferRelativeResize="0"/>
                         </pic:nvPicPr>
                         <pic:blipFill>
@@ -8091,12 +8091,12 @@
                 <wp:inline distB="19050" distT="19050" distL="19050" distR="19050">
                   <wp:extent cx="1333500" cy="1778000"/>
                   <wp:effectExtent b="0" l="0" r="0" t="0"/>
-                  <wp:docPr id="33" name="image45.jpg"/>
+                  <wp:docPr id="34" name="image43.jpg"/>
                   <a:graphic>
                     <a:graphicData uri="http://schemas.openxmlformats.org/drawingml/2006/picture">
                       <pic:pic>
                         <pic:nvPicPr>
-                          <pic:cNvPr id="0" name="image45.jpg"/>
+                          <pic:cNvPr id="0" name="image43.jpg"/>
                           <pic:cNvPicPr preferRelativeResize="0"/>
                         </pic:nvPicPr>
                         <pic:blipFill>
@@ -8396,12 +8396,12 @@
                 <wp:inline distB="19050" distT="19050" distL="19050" distR="19050">
                   <wp:extent cx="1333500" cy="1000125"/>
                   <wp:effectExtent b="0" l="0" r="0" t="0"/>
-                  <wp:docPr id="34" name="image42.jpg"/>
+                  <wp:docPr id="35" name="image41.jpg"/>
                   <a:graphic>
                     <a:graphicData uri="http://schemas.openxmlformats.org/drawingml/2006/picture">
                       <pic:pic>
                         <pic:nvPicPr>
-                          <pic:cNvPr id="0" name="image42.jpg"/>
+                          <pic:cNvPr id="0" name="image41.jpg"/>
                           <pic:cNvPicPr preferRelativeResize="0"/>
                         </pic:nvPicPr>
                         <pic:blipFill>
@@ -8437,12 +8437,12 @@
                 <wp:inline distB="19050" distT="19050" distL="19050" distR="19050">
                   <wp:extent cx="1333500" cy="1000125"/>
                   <wp:effectExtent b="0" l="0" r="0" t="0"/>
-                  <wp:docPr id="35" name="image47.jpg"/>
+                  <wp:docPr id="36" name="image37.jpg"/>
                   <a:graphic>
                     <a:graphicData uri="http://schemas.openxmlformats.org/drawingml/2006/picture">
                       <pic:pic>
                         <pic:nvPicPr>
-                          <pic:cNvPr id="0" name="image47.jpg"/>
+                          <pic:cNvPr id="0" name="image37.jpg"/>
                           <pic:cNvPicPr preferRelativeResize="0"/>
                         </pic:nvPicPr>
                         <pic:blipFill>
@@ -8730,12 +8730,12 @@
                 <wp:inline distB="19050" distT="19050" distL="19050" distR="19050">
                   <wp:extent cx="1333500" cy="1714010"/>
                   <wp:effectExtent b="0" l="0" r="0" t="0"/>
-                  <wp:docPr id="36" name="image46.jpg"/>
+                  <wp:docPr id="37" name="image53.jpg"/>
                   <a:graphic>
                     <a:graphicData uri="http://schemas.openxmlformats.org/drawingml/2006/picture">
                       <pic:pic>
                         <pic:nvPicPr>
-                          <pic:cNvPr id="0" name="image46.jpg"/>
+                          <pic:cNvPr id="0" name="image53.jpg"/>
                           <pic:cNvPicPr preferRelativeResize="0"/>
                         </pic:nvPicPr>
                         <pic:blipFill>
@@ -9023,12 +9023,12 @@
                 <wp:inline distB="19050" distT="19050" distL="19050" distR="19050">
                   <wp:extent cx="1333500" cy="1778000"/>
                   <wp:effectExtent b="0" l="0" r="0" t="0"/>
-                  <wp:docPr id="37" name="image37.jpg"/>
+                  <wp:docPr id="38" name="image42.jpg"/>
                   <a:graphic>
                     <a:graphicData uri="http://schemas.openxmlformats.org/drawingml/2006/picture">
                       <pic:pic>
                         <pic:nvPicPr>
-                          <pic:cNvPr id="0" name="image37.jpg"/>
+                          <pic:cNvPr id="0" name="image42.jpg"/>
                           <pic:cNvPicPr preferRelativeResize="0"/>
                         </pic:nvPicPr>
                         <pic:blipFill>
@@ -9440,7 +9440,7 @@
                 <wp:inline distB="19050" distT="19050" distL="19050" distR="19050">
                   <wp:extent cx="1333500" cy="2356007"/>
                   <wp:effectExtent b="0" l="0" r="0" t="0"/>
-                  <wp:docPr id="38" name="image49.jpg"/>
+                  <wp:docPr id="39" name="image49.jpg"/>
                   <a:graphic>
                     <a:graphicData uri="http://schemas.openxmlformats.org/drawingml/2006/picture">
                       <pic:pic>
@@ -9770,12 +9770,12 @@
                 <wp:inline distB="19050" distT="19050" distL="19050" distR="19050">
                   <wp:extent cx="1333500" cy="1778000"/>
                   <wp:effectExtent b="0" l="0" r="0" t="0"/>
-                  <wp:docPr id="39" name="image41.jpg"/>
+                  <wp:docPr id="40" name="image58.jpg"/>
                   <a:graphic>
                     <a:graphicData uri="http://schemas.openxmlformats.org/drawingml/2006/picture">
                       <pic:pic>
                         <pic:nvPicPr>
-                          <pic:cNvPr id="0" name="image41.jpg"/>
+                          <pic:cNvPr id="0" name="image58.jpg"/>
                           <pic:cNvPicPr preferRelativeResize="0"/>
                         </pic:nvPicPr>
                         <pic:blipFill>
@@ -10187,12 +10187,12 @@
                 <wp:inline distB="19050" distT="19050" distL="19050" distR="19050">
                   <wp:extent cx="1333500" cy="1778000"/>
                   <wp:effectExtent b="0" l="0" r="0" t="0"/>
-                  <wp:docPr id="40" name="image51.jpg"/>
+                  <wp:docPr id="41" name="image40.jpg"/>
                   <a:graphic>
                     <a:graphicData uri="http://schemas.openxmlformats.org/drawingml/2006/picture">
                       <pic:pic>
                         <pic:nvPicPr>
-                          <pic:cNvPr id="0" name="image51.jpg"/>
+                          <pic:cNvPr id="0" name="image40.jpg"/>
                           <pic:cNvPicPr preferRelativeResize="0"/>
                         </pic:nvPicPr>
                         <pic:blipFill>
@@ -10485,12 +10485,12 @@
                 <wp:inline distB="19050" distT="19050" distL="19050" distR="19050">
                   <wp:extent cx="1333500" cy="2150806"/>
                   <wp:effectExtent b="0" l="0" r="0" t="0"/>
-                  <wp:docPr id="49" name="image35.jpg"/>
+                  <wp:docPr id="57" name="image50.jpg"/>
                   <a:graphic>
                     <a:graphicData uri="http://schemas.openxmlformats.org/drawingml/2006/picture">
                       <pic:pic>
                         <pic:nvPicPr>
-                          <pic:cNvPr id="0" name="image35.jpg"/>
+                          <pic:cNvPr id="0" name="image50.jpg"/>
                           <pic:cNvPicPr preferRelativeResize="0"/>
                         </pic:nvPicPr>
                         <pic:blipFill>
@@ -10504,6 +10504,2278 @@
                           <a:xfrm>
                             <a:off x="0" y="0"/>
                             <a:ext cx="1333500" cy="2150806"/>
+                          </a:xfrm>
+                          <a:prstGeom prst="rect"/>
+                          <a:ln/>
+                        </pic:spPr>
+                      </pic:pic>
+                    </a:graphicData>
+                  </a:graphic>
+                </wp:inline>
+              </w:drawing>
+            </w:r>
+            <w:r>
+              <w:rPr>
+                <w:rtl w:val="0"/>
+              </w:rPr>
+            </w:r>
+          </w:p>
+        </w:tc>
+      </w:tr>
+      <w:tr>
+        <w:trPr>
+          <w:cantSplit w:val="0"/>
+          <w:tblHeader w:val="0"/>
+        </w:trPr>
+        <w:tc>
+          <w:tcPr>
+            <w:shd w:fill="auto" w:val="clear"/>
+            <w:tcMar>
+              <w:top w:w="0.0" w:type="dxa"/>
+              <w:left w:w="0.0" w:type="dxa"/>
+              <w:bottom w:w="0.0" w:type="dxa"/>
+              <w:right w:w="0.0" w:type="dxa"/>
+            </w:tcMar>
+            <w:vAlign w:val="top"/>
+          </w:tcPr>
+          <w:p>
+            <w:pPr>
+              <w:pBdr>
+                <w:top w:space="0" w:sz="0" w:val="nil"/>
+                <w:left w:space="0" w:sz="0" w:val="nil"/>
+                <w:bottom w:space="0" w:sz="0" w:val="nil"/>
+                <w:right w:space="0" w:sz="0" w:val="nil"/>
+                <w:between w:space="0" w:sz="0" w:val="nil"/>
+              </w:pBdr>
+              <w:shd w:fill="auto" w:val="clear"/>
+              <w:rPr/>
+            </w:pPr>
+            <w:r>
+              <w:rPr>
+                <w:rtl w:val="0"/>
+              </w:rPr>
+              <w:t xml:space="preserve">34</w:t>
+            </w:r>
+          </w:p>
+        </w:tc>
+        <w:tc>
+          <w:tcPr>
+            <w:shd w:fill="auto" w:val="clear"/>
+            <w:tcMar>
+              <w:top w:w="0.0" w:type="dxa"/>
+              <w:left w:w="0.0" w:type="dxa"/>
+              <w:bottom w:w="0.0" w:type="dxa"/>
+              <w:right w:w="0.0" w:type="dxa"/>
+            </w:tcMar>
+            <w:vAlign w:val="top"/>
+          </w:tcPr>
+          <w:p>
+            <w:pPr>
+              <w:pBdr>
+                <w:top w:space="0" w:sz="0" w:val="nil"/>
+                <w:left w:space="0" w:sz="0" w:val="nil"/>
+                <w:bottom w:space="0" w:sz="0" w:val="nil"/>
+                <w:right w:space="0" w:sz="0" w:val="nil"/>
+                <w:between w:space="0" w:sz="0" w:val="nil"/>
+              </w:pBdr>
+              <w:shd w:fill="auto" w:val="clear"/>
+              <w:rPr/>
+            </w:pPr>
+            <w:r>
+              <w:rPr>
+                <w:rtl w:val="0"/>
+              </w:rPr>
+              <w:t xml:space="preserve">John Wee</w:t>
+            </w:r>
+          </w:p>
+        </w:tc>
+        <w:tc>
+          <w:tcPr>
+            <w:shd w:fill="auto" w:val="clear"/>
+            <w:tcMar>
+              <w:top w:w="0.0" w:type="dxa"/>
+              <w:left w:w="0.0" w:type="dxa"/>
+              <w:bottom w:w="0.0" w:type="dxa"/>
+              <w:right w:w="0.0" w:type="dxa"/>
+            </w:tcMar>
+            <w:vAlign w:val="top"/>
+          </w:tcPr>
+          <w:p>
+            <w:pPr>
+              <w:pBdr>
+                <w:top w:space="0" w:sz="0" w:val="nil"/>
+                <w:left w:space="0" w:sz="0" w:val="nil"/>
+                <w:bottom w:space="0" w:sz="0" w:val="nil"/>
+                <w:right w:space="0" w:sz="0" w:val="nil"/>
+                <w:between w:space="0" w:sz="0" w:val="nil"/>
+              </w:pBdr>
+              <w:shd w:fill="auto" w:val="clear"/>
+              <w:rPr>
+                <w:b w:val="1"/>
+                <w:bCs w:val="1"/>
+              </w:rPr>
+            </w:pPr>
+            <w:r>
+              <w:rPr>
+                <w:b w:val="1"/>
+                <w:bCs w:val="1"/>
+                <w:rtl w:val="0"/>
+              </w:rPr>
+              <w:t xml:space="preserve">North Atlantic Ocean</w:t>
+            </w:r>
+          </w:p>
+          <w:p>
+            <w:pPr>
+              <w:pBdr>
+                <w:top w:space="0" w:sz="0" w:val="nil"/>
+                <w:left w:space="0" w:sz="0" w:val="nil"/>
+                <w:bottom w:space="0" w:sz="0" w:val="nil"/>
+                <w:right w:space="0" w:sz="0" w:val="nil"/>
+                <w:between w:space="0" w:sz="0" w:val="nil"/>
+              </w:pBdr>
+              <w:shd w:fill="auto" w:val="clear"/>
+              <w:rPr>
+                <w:b w:val="1"/>
+                <w:bCs w:val="1"/>
+              </w:rPr>
+            </w:pPr>
+            <w:r>
+              <w:rPr>
+                <w:b w:val="1"/>
+                <w:bCs w:val="1"/>
+                <w:rtl w:val="0"/>
+              </w:rPr>
+              <w:t xml:space="preserve">Off Long Island, NY (~42 km from NYC, approximate)</w:t>
+            </w:r>
+          </w:p>
+          <w:p>
+            <w:pPr>
+              <w:pBdr>
+                <w:top w:space="0" w:sz="0" w:val="nil"/>
+                <w:left w:space="0" w:sz="0" w:val="nil"/>
+                <w:bottom w:space="0" w:sz="0" w:val="nil"/>
+                <w:right w:space="0" w:sz="0" w:val="nil"/>
+                <w:between w:space="0" w:sz="0" w:val="nil"/>
+              </w:pBdr>
+              <w:shd w:fill="auto" w:val="clear"/>
+              <w:rPr>
+                <w:b w:val="1"/>
+                <w:bCs w:val="1"/>
+              </w:rPr>
+            </w:pPr>
+            <w:r>
+              <w:rPr>
+                <w:b w:val="1"/>
+                <w:bCs w:val="1"/>
+                <w:rtl w:val="0"/>
+              </w:rPr>
+              <w:t xml:space="preserve">40.55, -73.50</w:t>
+            </w:r>
+          </w:p>
+          <w:p>
+            <w:pPr>
+              <w:pBdr>
+                <w:top w:space="0" w:sz="0" w:val="nil"/>
+                <w:left w:space="0" w:sz="0" w:val="nil"/>
+                <w:bottom w:space="0" w:sz="0" w:val="nil"/>
+                <w:right w:space="0" w:sz="0" w:val="nil"/>
+                <w:between w:space="0" w:sz="0" w:val="nil"/>
+              </w:pBdr>
+              <w:shd w:fill="auto" w:val="clear"/>
+              <w:rPr>
+                <w:b w:val="1"/>
+                <w:bCs w:val="1"/>
+              </w:rPr>
+            </w:pPr>
+            <w:r>
+              <w:rPr>
+                <w:b w:val="1"/>
+                <w:bCs w:val="1"/>
+                <w:rtl w:val="0"/>
+              </w:rPr>
+              <w:t xml:space="preserve">Approximate (live location from Find My screenshot; no fixed address)</w:t>
+            </w:r>
+          </w:p>
+        </w:tc>
+        <w:tc>
+          <w:tcPr>
+            <w:shd w:fill="auto" w:val="clear"/>
+            <w:tcMar>
+              <w:top w:w="0.0" w:type="dxa"/>
+              <w:left w:w="0.0" w:type="dxa"/>
+              <w:bottom w:w="0.0" w:type="dxa"/>
+              <w:right w:w="0.0" w:type="dxa"/>
+            </w:tcMar>
+            <w:vAlign w:val="top"/>
+          </w:tcPr>
+          <w:p>
+            <w:pPr>
+              <w:pBdr>
+                <w:top w:space="0" w:sz="0" w:val="nil"/>
+                <w:left w:space="0" w:sz="0" w:val="nil"/>
+                <w:bottom w:space="0" w:sz="0" w:val="nil"/>
+                <w:right w:space="0" w:sz="0" w:val="nil"/>
+                <w:between w:space="0" w:sz="0" w:val="nil"/>
+              </w:pBdr>
+              <w:shd w:fill="auto" w:val="clear"/>
+              <w:rPr/>
+            </w:pPr>
+            <w:r>
+              <w:rPr>
+                <w:rtl w:val="0"/>
+              </w:rPr>
+              <w:t xml:space="preserve">Happy birthday Julia! Thanks for being such a thoughtful friend and also for the many fun memories this year. </w:t>
+            </w:r>
+          </w:p>
+          <w:p>
+            <w:pPr>
+              <w:pBdr>
+                <w:top w:space="0" w:sz="0" w:val="nil"/>
+                <w:left w:space="0" w:sz="0" w:val="nil"/>
+                <w:bottom w:space="0" w:sz="0" w:val="nil"/>
+                <w:right w:space="0" w:sz="0" w:val="nil"/>
+                <w:between w:space="0" w:sz="0" w:val="nil"/>
+              </w:pBdr>
+              <w:shd w:fill="auto" w:val="clear"/>
+              <w:rPr/>
+            </w:pPr>
+            <w:r>
+              <w:rPr>
+                <w:rtl w:val="0"/>
+              </w:rPr>
+            </w:r>
+          </w:p>
+          <w:p>
+            <w:pPr>
+              <w:pBdr>
+                <w:top w:space="0" w:sz="0" w:val="nil"/>
+                <w:left w:space="0" w:sz="0" w:val="nil"/>
+                <w:bottom w:space="0" w:sz="0" w:val="nil"/>
+                <w:right w:space="0" w:sz="0" w:val="nil"/>
+                <w:between w:space="0" w:sz="0" w:val="nil"/>
+              </w:pBdr>
+              <w:shd w:fill="auto" w:val="clear"/>
+              <w:rPr/>
+            </w:pPr>
+            <w:r>
+              <w:rPr>
+                <w:rtl w:val="0"/>
+              </w:rPr>
+              <w:t xml:space="preserve">Like when we went fishing and you thought you immediately caught a fish but it was just someone else’s bait. </w:t>
+            </w:r>
+          </w:p>
+        </w:tc>
+        <w:tc>
+          <w:tcPr>
+            <w:shd w:fill="auto" w:val="clear"/>
+            <w:tcMar>
+              <w:top w:w="0.0" w:type="dxa"/>
+              <w:left w:w="0.0" w:type="dxa"/>
+              <w:bottom w:w="0.0" w:type="dxa"/>
+              <w:right w:w="0.0" w:type="dxa"/>
+            </w:tcMar>
+            <w:vAlign w:val="top"/>
+          </w:tcPr>
+          <w:p>
+            <w:pPr>
+              <w:keepNext w:val="0"/>
+              <w:keepLines w:val="0"/>
+              <w:pageBreakBefore w:val="0"/>
+              <w:widowControl w:val="0"/>
+              <w:pBdr>
+                <w:top w:space="0" w:sz="0" w:val="nil"/>
+                <w:left w:space="0" w:sz="0" w:val="nil"/>
+                <w:bottom w:space="0" w:sz="0" w:val="nil"/>
+                <w:right w:space="0" w:sz="0" w:val="nil"/>
+                <w:between w:space="0" w:sz="0" w:val="nil"/>
+              </w:pBdr>
+              <w:shd w:fill="auto" w:val="clear"/>
+              <w:spacing w:after="0" w:before="0" w:line="276" w:lineRule="auto"/>
+              <w:ind w:left="0" w:right="0" w:firstLine="0"/>
+              <w:jc w:val="left"/>
+              <w:rPr/>
+            </w:pPr>
+            <w:r>
+              <w:rPr/>
+              <w:drawing>
+                <wp:inline distB="114300" distT="114300" distL="114300" distR="114300">
+                  <wp:extent cx="750094" cy="1000125"/>
+                  <wp:effectExtent b="0" l="0" r="0" t="0"/>
+                  <wp:docPr id="53" name="image57.jpg"/>
+                  <a:graphic>
+                    <a:graphicData uri="http://schemas.openxmlformats.org/drawingml/2006/picture">
+                      <pic:pic>
+                        <pic:nvPicPr>
+                          <pic:cNvPr id="0" name="image57.jpg"/>
+                          <pic:cNvPicPr preferRelativeResize="0"/>
+                        </pic:nvPicPr>
+                        <pic:blipFill>
+                          <a:blip r:embed="rId28"/>
+                          <a:srcRect b="0" l="0" r="0" t="0"/>
+                          <a:stretch>
+                            <a:fillRect/>
+                          </a:stretch>
+                        </pic:blipFill>
+                        <pic:spPr>
+                          <a:xfrm>
+                            <a:off x="0" y="0"/>
+                            <a:ext cx="750094" cy="1000125"/>
+                          </a:xfrm>
+                          <a:prstGeom prst="rect"/>
+                          <a:ln/>
+                        </pic:spPr>
+                      </pic:pic>
+                    </a:graphicData>
+                  </a:graphic>
+                </wp:inline>
+              </w:drawing>
+            </w:r>
+            <w:r>
+              <w:rPr>
+                <w:rtl w:val="0"/>
+              </w:rPr>
+            </w:r>
+          </w:p>
+        </w:tc>
+      </w:tr>
+      <w:tr>
+        <w:trPr>
+          <w:cantSplit w:val="0"/>
+          <w:tblHeader w:val="0"/>
+        </w:trPr>
+        <w:tc>
+          <w:tcPr>
+            <w:shd w:fill="auto" w:val="clear"/>
+            <w:tcMar>
+              <w:top w:w="0.0" w:type="dxa"/>
+              <w:left w:w="0.0" w:type="dxa"/>
+              <w:bottom w:w="0.0" w:type="dxa"/>
+              <w:right w:w="0.0" w:type="dxa"/>
+            </w:tcMar>
+            <w:vAlign w:val="top"/>
+          </w:tcPr>
+          <w:p>
+            <w:pPr>
+              <w:pBdr>
+                <w:top w:space="0" w:sz="0" w:val="nil"/>
+                <w:left w:space="0" w:sz="0" w:val="nil"/>
+                <w:bottom w:space="0" w:sz="0" w:val="nil"/>
+                <w:right w:space="0" w:sz="0" w:val="nil"/>
+                <w:between w:space="0" w:sz="0" w:val="nil"/>
+              </w:pBdr>
+              <w:shd w:fill="auto" w:val="clear"/>
+              <w:rPr/>
+            </w:pPr>
+            <w:r>
+              <w:rPr>
+                <w:rtl w:val="0"/>
+              </w:rPr>
+              <w:t xml:space="preserve">35</w:t>
+            </w:r>
+          </w:p>
+        </w:tc>
+        <w:tc>
+          <w:tcPr>
+            <w:shd w:fill="auto" w:val="clear"/>
+            <w:tcMar>
+              <w:top w:w="0.0" w:type="dxa"/>
+              <w:left w:w="0.0" w:type="dxa"/>
+              <w:bottom w:w="0.0" w:type="dxa"/>
+              <w:right w:w="0.0" w:type="dxa"/>
+            </w:tcMar>
+            <w:vAlign w:val="top"/>
+          </w:tcPr>
+          <w:p>
+            <w:pPr>
+              <w:pBdr>
+                <w:top w:space="0" w:sz="0" w:val="nil"/>
+                <w:left w:space="0" w:sz="0" w:val="nil"/>
+                <w:bottom w:space="0" w:sz="0" w:val="nil"/>
+                <w:right w:space="0" w:sz="0" w:val="nil"/>
+                <w:between w:space="0" w:sz="0" w:val="nil"/>
+              </w:pBdr>
+              <w:shd w:fill="auto" w:val="clear"/>
+              <w:rPr/>
+            </w:pPr>
+            <w:r>
+              <w:rPr>
+                <w:rtl w:val="0"/>
+              </w:rPr>
+              <w:t xml:space="preserve">Hannah Wang</w:t>
+            </w:r>
+          </w:p>
+        </w:tc>
+        <w:tc>
+          <w:tcPr>
+            <w:shd w:fill="auto" w:val="clear"/>
+            <w:tcMar>
+              <w:top w:w="0.0" w:type="dxa"/>
+              <w:left w:w="0.0" w:type="dxa"/>
+              <w:bottom w:w="0.0" w:type="dxa"/>
+              <w:right w:w="0.0" w:type="dxa"/>
+            </w:tcMar>
+            <w:vAlign w:val="top"/>
+          </w:tcPr>
+          <w:p>
+            <w:pPr>
+              <w:pBdr>
+                <w:top w:space="0" w:sz="0" w:val="nil"/>
+                <w:left w:space="0" w:sz="0" w:val="nil"/>
+                <w:bottom w:space="0" w:sz="0" w:val="nil"/>
+                <w:right w:space="0" w:sz="0" w:val="nil"/>
+                <w:between w:space="0" w:sz="0" w:val="nil"/>
+              </w:pBdr>
+              <w:shd w:fill="auto" w:val="clear"/>
+              <w:rPr>
+                <w:b w:val="1"/>
+                <w:bCs w:val="1"/>
+              </w:rPr>
+            </w:pPr>
+            <w:r>
+              <w:rPr>
+                <w:b w:val="1"/>
+                <w:bCs w:val="1"/>
+                <w:rtl w:val="0"/>
+              </w:rPr>
+              <w:t xml:space="preserve">Gantry Plaza State Park pier, Long Island City, NYC</w:t>
+            </w:r>
+          </w:p>
+          <w:p>
+            <w:pPr>
+              <w:pBdr>
+                <w:top w:space="0" w:sz="0" w:val="nil"/>
+                <w:left w:space="0" w:sz="0" w:val="nil"/>
+                <w:bottom w:space="0" w:sz="0" w:val="nil"/>
+                <w:right w:space="0" w:sz="0" w:val="nil"/>
+                <w:between w:space="0" w:sz="0" w:val="nil"/>
+              </w:pBdr>
+              <w:shd w:fill="auto" w:val="clear"/>
+              <w:rPr>
+                <w:b w:val="1"/>
+                <w:bCs w:val="1"/>
+              </w:rPr>
+            </w:pPr>
+            <w:r>
+              <w:rPr>
+                <w:b w:val="1"/>
+                <w:bCs w:val="1"/>
+                <w:rtl w:val="0"/>
+              </w:rPr>
+              <w:t xml:space="preserve">4-44 47th Rd, Long Island City, NY 11101</w:t>
+            </w:r>
+          </w:p>
+          <w:p>
+            <w:pPr>
+              <w:pBdr>
+                <w:top w:space="0" w:sz="0" w:val="nil"/>
+                <w:left w:space="0" w:sz="0" w:val="nil"/>
+                <w:bottom w:space="0" w:sz="0" w:val="nil"/>
+                <w:right w:space="0" w:sz="0" w:val="nil"/>
+                <w:between w:space="0" w:sz="0" w:val="nil"/>
+              </w:pBdr>
+              <w:shd w:fill="auto" w:val="clear"/>
+              <w:rPr>
+                <w:b w:val="1"/>
+                <w:bCs w:val="1"/>
+              </w:rPr>
+            </w:pPr>
+            <w:r>
+              <w:rPr>
+                <w:b w:val="1"/>
+                <w:bCs w:val="1"/>
+                <w:rtl w:val="0"/>
+              </w:rPr>
+              <w:t xml:space="preserve">40.7420823, -73.9604762</w:t>
+            </w:r>
+          </w:p>
+          <w:p>
+            <w:pPr>
+              <w:pBdr>
+                <w:top w:space="0" w:sz="0" w:val="nil"/>
+                <w:left w:space="0" w:sz="0" w:val="nil"/>
+                <w:bottom w:space="0" w:sz="0" w:val="nil"/>
+                <w:right w:space="0" w:sz="0" w:val="nil"/>
+                <w:between w:space="0" w:sz="0" w:val="nil"/>
+              </w:pBdr>
+              <w:shd w:fill="auto" w:val="clear"/>
+              <w:rPr>
+                <w:b w:val="1"/>
+                <w:bCs w:val="1"/>
+              </w:rPr>
+            </w:pPr>
+            <w:r>
+              <w:rPr>
+                <w:b w:val="1"/>
+                <w:bCs w:val="1"/>
+                <w:rtl w:val="0"/>
+              </w:rPr>
+              <w:t xml:space="preserve">Approximate (LIC pier per her message; pinned to Gantry Plaza State Park)</w:t>
+            </w:r>
+          </w:p>
+        </w:tc>
+        <w:tc>
+          <w:tcPr>
+            <w:shd w:fill="auto" w:val="clear"/>
+            <w:tcMar>
+              <w:top w:w="0.0" w:type="dxa"/>
+              <w:left w:w="0.0" w:type="dxa"/>
+              <w:bottom w:w="0.0" w:type="dxa"/>
+              <w:right w:w="0.0" w:type="dxa"/>
+            </w:tcMar>
+            <w:vAlign w:val="top"/>
+          </w:tcPr>
+          <w:p>
+            <w:pPr>
+              <w:pBdr>
+                <w:top w:space="0" w:sz="0" w:val="nil"/>
+                <w:left w:space="0" w:sz="0" w:val="nil"/>
+                <w:bottom w:space="0" w:sz="0" w:val="nil"/>
+                <w:right w:space="0" w:sz="0" w:val="nil"/>
+                <w:between w:space="0" w:sz="0" w:val="nil"/>
+              </w:pBdr>
+              <w:shd w:fill="auto" w:val="clear"/>
+              <w:rPr/>
+            </w:pPr>
+            <w:r>
+              <w:rPr>
+                <w:rtl w:val="0"/>
+              </w:rPr>
+              <w:t xml:space="preserve">From NYC: was so fun hanging out in LIC! It was so funny when we were sitting by the pier and the random lady started speaking to us in Spanish and you were the only person who responded 😭 Even thought we don’t get to see each other often seeing you is always so fun!! </w:t>
+            </w:r>
+          </w:p>
+        </w:tc>
+        <w:tc>
+          <w:tcPr>
+            <w:shd w:fill="auto" w:val="clear"/>
+            <w:tcMar>
+              <w:top w:w="0.0" w:type="dxa"/>
+              <w:left w:w="0.0" w:type="dxa"/>
+              <w:bottom w:w="0.0" w:type="dxa"/>
+              <w:right w:w="0.0" w:type="dxa"/>
+            </w:tcMar>
+            <w:vAlign w:val="top"/>
+          </w:tcPr>
+          <w:p>
+            <w:pPr>
+              <w:keepNext w:val="0"/>
+              <w:keepLines w:val="0"/>
+              <w:pageBreakBefore w:val="0"/>
+              <w:widowControl w:val="0"/>
+              <w:pBdr>
+                <w:top w:space="0" w:sz="0" w:val="nil"/>
+                <w:left w:space="0" w:sz="0" w:val="nil"/>
+                <w:bottom w:space="0" w:sz="0" w:val="nil"/>
+                <w:right w:space="0" w:sz="0" w:val="nil"/>
+                <w:between w:space="0" w:sz="0" w:val="nil"/>
+              </w:pBdr>
+              <w:shd w:fill="auto" w:val="clear"/>
+              <w:spacing w:after="0" w:before="0" w:line="276" w:lineRule="auto"/>
+              <w:ind w:left="0" w:right="0" w:firstLine="0"/>
+              <w:jc w:val="left"/>
+              <w:rPr/>
+            </w:pPr>
+            <w:r>
+              <w:rPr/>
+              <w:drawing>
+                <wp:inline distB="114300" distT="114300" distL="114300" distR="114300">
+                  <wp:extent cx="750094" cy="1000125"/>
+                  <wp:effectExtent b="0" l="0" r="0" t="0"/>
+                  <wp:docPr id="47" name="image54.jpg"/>
+                  <a:graphic>
+                    <a:graphicData uri="http://schemas.openxmlformats.org/drawingml/2006/picture">
+                      <pic:pic>
+                        <pic:nvPicPr>
+                          <pic:cNvPr id="0" name="image54.jpg"/>
+                          <pic:cNvPicPr preferRelativeResize="0"/>
+                        </pic:nvPicPr>
+                        <pic:blipFill>
+                          <a:blip r:embed="rId29"/>
+                          <a:srcRect b="0" l="0" r="0" t="0"/>
+                          <a:stretch>
+                            <a:fillRect/>
+                          </a:stretch>
+                        </pic:blipFill>
+                        <pic:spPr>
+                          <a:xfrm>
+                            <a:off x="0" y="0"/>
+                            <a:ext cx="750094" cy="1000125"/>
+                          </a:xfrm>
+                          <a:prstGeom prst="rect"/>
+                          <a:ln/>
+                        </pic:spPr>
+                      </pic:pic>
+                    </a:graphicData>
+                  </a:graphic>
+                </wp:inline>
+              </w:drawing>
+            </w:r>
+            <w:r>
+              <w:rPr>
+                <w:rtl w:val="0"/>
+              </w:rPr>
+            </w:r>
+          </w:p>
+        </w:tc>
+      </w:tr>
+      <w:tr>
+        <w:trPr>
+          <w:cantSplit w:val="0"/>
+          <w:tblHeader w:val="0"/>
+        </w:trPr>
+        <w:tc>
+          <w:tcPr>
+            <w:shd w:fill="auto" w:val="clear"/>
+            <w:tcMar>
+              <w:top w:w="0.0" w:type="dxa"/>
+              <w:left w:w="0.0" w:type="dxa"/>
+              <w:bottom w:w="0.0" w:type="dxa"/>
+              <w:right w:w="0.0" w:type="dxa"/>
+            </w:tcMar>
+            <w:vAlign w:val="top"/>
+          </w:tcPr>
+          <w:p>
+            <w:pPr>
+              <w:pBdr>
+                <w:top w:space="0" w:sz="0" w:val="nil"/>
+                <w:left w:space="0" w:sz="0" w:val="nil"/>
+                <w:bottom w:space="0" w:sz="0" w:val="nil"/>
+                <w:right w:space="0" w:sz="0" w:val="nil"/>
+                <w:between w:space="0" w:sz="0" w:val="nil"/>
+              </w:pBdr>
+              <w:shd w:fill="auto" w:val="clear"/>
+              <w:rPr/>
+            </w:pPr>
+            <w:r>
+              <w:rPr>
+                <w:rtl w:val="0"/>
+              </w:rPr>
+              <w:t xml:space="preserve">36</w:t>
+            </w:r>
+          </w:p>
+        </w:tc>
+        <w:tc>
+          <w:tcPr>
+            <w:shd w:fill="auto" w:val="clear"/>
+            <w:tcMar>
+              <w:top w:w="0.0" w:type="dxa"/>
+              <w:left w:w="0.0" w:type="dxa"/>
+              <w:bottom w:w="0.0" w:type="dxa"/>
+              <w:right w:w="0.0" w:type="dxa"/>
+            </w:tcMar>
+            <w:vAlign w:val="top"/>
+          </w:tcPr>
+          <w:p>
+            <w:pPr>
+              <w:pBdr>
+                <w:top w:space="0" w:sz="0" w:val="nil"/>
+                <w:left w:space="0" w:sz="0" w:val="nil"/>
+                <w:bottom w:space="0" w:sz="0" w:val="nil"/>
+                <w:right w:space="0" w:sz="0" w:val="nil"/>
+                <w:between w:space="0" w:sz="0" w:val="nil"/>
+              </w:pBdr>
+              <w:shd w:fill="auto" w:val="clear"/>
+              <w:rPr/>
+            </w:pPr>
+            <w:r>
+              <w:rPr>
+                <w:rtl w:val="0"/>
+              </w:rPr>
+              <w:t xml:space="preserve">Matty</w:t>
+            </w:r>
+          </w:p>
+        </w:tc>
+        <w:tc>
+          <w:tcPr>
+            <w:shd w:fill="auto" w:val="clear"/>
+            <w:tcMar>
+              <w:top w:w="0.0" w:type="dxa"/>
+              <w:left w:w="0.0" w:type="dxa"/>
+              <w:bottom w:w="0.0" w:type="dxa"/>
+              <w:right w:w="0.0" w:type="dxa"/>
+            </w:tcMar>
+            <w:vAlign w:val="top"/>
+          </w:tcPr>
+          <w:p>
+            <w:pPr>
+              <w:pBdr>
+                <w:top w:space="0" w:sz="0" w:val="nil"/>
+                <w:left w:space="0" w:sz="0" w:val="nil"/>
+                <w:bottom w:space="0" w:sz="0" w:val="nil"/>
+                <w:right w:space="0" w:sz="0" w:val="nil"/>
+                <w:between w:space="0" w:sz="0" w:val="nil"/>
+              </w:pBdr>
+              <w:shd w:fill="auto" w:val="clear"/>
+              <w:rPr>
+                <w:b w:val="1"/>
+                <w:bCs w:val="1"/>
+              </w:rPr>
+            </w:pPr>
+            <w:r>
+              <w:rPr>
+                <w:b w:val="1"/>
+                <w:bCs w:val="1"/>
+                <w:rtl w:val="0"/>
+              </w:rPr>
+              <w:t xml:space="preserve">4500 Westwater Dr, Richmond, BC, Canada (Vancouver Thanksgiving, same pin as Zoe)</w:t>
+            </w:r>
+          </w:p>
+          <w:p>
+            <w:pPr>
+              <w:pBdr>
+                <w:top w:space="0" w:sz="0" w:val="nil"/>
+                <w:left w:space="0" w:sz="0" w:val="nil"/>
+                <w:bottom w:space="0" w:sz="0" w:val="nil"/>
+                <w:right w:space="0" w:sz="0" w:val="nil"/>
+                <w:between w:space="0" w:sz="0" w:val="nil"/>
+              </w:pBdr>
+              <w:shd w:fill="auto" w:val="clear"/>
+              <w:rPr>
+                <w:b w:val="1"/>
+                <w:bCs w:val="1"/>
+              </w:rPr>
+            </w:pPr>
+            <w:r>
+              <w:rPr>
+                <w:b w:val="1"/>
+                <w:bCs w:val="1"/>
+                <w:rtl w:val="0"/>
+              </w:rPr>
+              <w:t xml:space="preserve">4500 Westwater Dr, Richmond, BC V7E 6S1, Canada</w:t>
+            </w:r>
+          </w:p>
+          <w:p>
+            <w:pPr>
+              <w:pBdr>
+                <w:top w:space="0" w:sz="0" w:val="nil"/>
+                <w:left w:space="0" w:sz="0" w:val="nil"/>
+                <w:bottom w:space="0" w:sz="0" w:val="nil"/>
+                <w:right w:space="0" w:sz="0" w:val="nil"/>
+                <w:between w:space="0" w:sz="0" w:val="nil"/>
+              </w:pBdr>
+              <w:shd w:fill="auto" w:val="clear"/>
+              <w:rPr>
+                <w:b w:val="1"/>
+                <w:bCs w:val="1"/>
+              </w:rPr>
+            </w:pPr>
+            <w:r>
+              <w:rPr>
+                <w:b w:val="1"/>
+                <w:bCs w:val="1"/>
+                <w:rtl w:val="0"/>
+              </w:rPr>
+              <w:t xml:space="preserve">49.1226613, -123.1735004</w:t>
+            </w:r>
+          </w:p>
+          <w:p>
+            <w:pPr>
+              <w:pBdr>
+                <w:top w:space="0" w:sz="0" w:val="nil"/>
+                <w:left w:space="0" w:sz="0" w:val="nil"/>
+                <w:bottom w:space="0" w:sz="0" w:val="nil"/>
+                <w:right w:space="0" w:sz="0" w:val="nil"/>
+                <w:between w:space="0" w:sz="0" w:val="nil"/>
+              </w:pBdr>
+              <w:shd w:fill="auto" w:val="clear"/>
+              <w:rPr>
+                <w:b w:val="1"/>
+                <w:bCs w:val="1"/>
+              </w:rPr>
+            </w:pPr>
+            <w:r>
+              <w:rPr>
+                <w:b w:val="1"/>
+                <w:bCs w:val="1"/>
+                <w:rtl w:val="0"/>
+              </w:rPr>
+              <w:t xml:space="preserve">Exact (same location as Zoe, per user)</w:t>
+            </w:r>
+          </w:p>
+        </w:tc>
+        <w:tc>
+          <w:tcPr>
+            <w:shd w:fill="auto" w:val="clear"/>
+            <w:tcMar>
+              <w:top w:w="0.0" w:type="dxa"/>
+              <w:left w:w="0.0" w:type="dxa"/>
+              <w:bottom w:w="0.0" w:type="dxa"/>
+              <w:right w:w="0.0" w:type="dxa"/>
+            </w:tcMar>
+            <w:vAlign w:val="top"/>
+          </w:tcPr>
+          <w:p>
+            <w:pPr>
+              <w:pBdr>
+                <w:top w:space="0" w:sz="0" w:val="nil"/>
+                <w:left w:space="0" w:sz="0" w:val="nil"/>
+                <w:bottom w:space="0" w:sz="0" w:val="nil"/>
+                <w:right w:space="0" w:sz="0" w:val="nil"/>
+                <w:between w:space="0" w:sz="0" w:val="nil"/>
+              </w:pBdr>
+              <w:shd w:fill="auto" w:val="clear"/>
+              <w:rPr/>
+            </w:pPr>
+            <w:r>
+              <w:rPr>
+                <w:rtl w:val="0"/>
+              </w:rPr>
+              <w:t xml:space="preserve">Happy 25th my beautiful Juju! You are such a star, and I am so lucky to be basking in your glow ⭐️ I hope you have the best year ever, and may you continue to do amazing and creative things! My favorite memory with you at 24 was in Vancouver for Thanksgiving! We are always bedmates, and this trip was no different. I distinctly remembering turning onto my side and waking up with you pressed up against me #BigSpoon #LOL 🥰🥄 I hope we are roomies in every lifetime! I LOVE YOU &amp; HAPPY BIRTHDAY 🎂🎈</w:t>
+            </w:r>
+          </w:p>
+        </w:tc>
+        <w:tc>
+          <w:tcPr>
+            <w:shd w:fill="auto" w:val="clear"/>
+            <w:tcMar>
+              <w:top w:w="0.0" w:type="dxa"/>
+              <w:left w:w="0.0" w:type="dxa"/>
+              <w:bottom w:w="0.0" w:type="dxa"/>
+              <w:right w:w="0.0" w:type="dxa"/>
+            </w:tcMar>
+            <w:vAlign w:val="top"/>
+          </w:tcPr>
+          <w:p>
+            <w:pPr>
+              <w:keepNext w:val="0"/>
+              <w:keepLines w:val="0"/>
+              <w:pageBreakBefore w:val="0"/>
+              <w:widowControl w:val="0"/>
+              <w:pBdr>
+                <w:top w:space="0" w:sz="0" w:val="nil"/>
+                <w:left w:space="0" w:sz="0" w:val="nil"/>
+                <w:bottom w:space="0" w:sz="0" w:val="nil"/>
+                <w:right w:space="0" w:sz="0" w:val="nil"/>
+                <w:between w:space="0" w:sz="0" w:val="nil"/>
+              </w:pBdr>
+              <w:shd w:fill="auto" w:val="clear"/>
+              <w:spacing w:after="0" w:before="0" w:line="276" w:lineRule="auto"/>
+              <w:ind w:left="0" w:right="0" w:firstLine="0"/>
+              <w:jc w:val="left"/>
+              <w:rPr/>
+            </w:pPr>
+            <w:r>
+              <w:rPr/>
+              <w:drawing>
+                <wp:inline distB="114300" distT="114300" distL="114300" distR="114300">
+                  <wp:extent cx="1333500" cy="1778179"/>
+                  <wp:effectExtent b="0" l="0" r="0" t="0"/>
+                  <wp:docPr id="31" name="image32.jpg"/>
+                  <a:graphic>
+                    <a:graphicData uri="http://schemas.openxmlformats.org/drawingml/2006/picture">
+                      <pic:pic>
+                        <pic:nvPicPr>
+                          <pic:cNvPr id="0" name="image32.jpg"/>
+                          <pic:cNvPicPr preferRelativeResize="0"/>
+                        </pic:nvPicPr>
+                        <pic:blipFill>
+                          <a:blip r:embed="rId30"/>
+                          <a:srcRect b="0" l="0" r="0" t="0"/>
+                          <a:stretch>
+                            <a:fillRect/>
+                          </a:stretch>
+                        </pic:blipFill>
+                        <pic:spPr>
+                          <a:xfrm>
+                            <a:off x="0" y="0"/>
+                            <a:ext cx="1333500" cy="1778179"/>
+                          </a:xfrm>
+                          <a:prstGeom prst="rect"/>
+                          <a:ln/>
+                        </pic:spPr>
+                      </pic:pic>
+                    </a:graphicData>
+                  </a:graphic>
+                </wp:inline>
+              </w:drawing>
+            </w:r>
+            <w:r>
+              <w:rPr>
+                <w:rtl w:val="0"/>
+              </w:rPr>
+            </w:r>
+          </w:p>
+        </w:tc>
+      </w:tr>
+      <w:tr>
+        <w:trPr>
+          <w:cantSplit w:val="0"/>
+          <w:tblHeader w:val="0"/>
+        </w:trPr>
+        <w:tc>
+          <w:tcPr>
+            <w:shd w:fill="auto" w:val="clear"/>
+            <w:tcMar>
+              <w:top w:w="0.0" w:type="dxa"/>
+              <w:left w:w="0.0" w:type="dxa"/>
+              <w:bottom w:w="0.0" w:type="dxa"/>
+              <w:right w:w="0.0" w:type="dxa"/>
+            </w:tcMar>
+            <w:vAlign w:val="top"/>
+          </w:tcPr>
+          <w:p>
+            <w:pPr>
+              <w:pBdr>
+                <w:top w:space="0" w:sz="0" w:val="nil"/>
+                <w:left w:space="0" w:sz="0" w:val="nil"/>
+                <w:bottom w:space="0" w:sz="0" w:val="nil"/>
+                <w:right w:space="0" w:sz="0" w:val="nil"/>
+                <w:between w:space="0" w:sz="0" w:val="nil"/>
+              </w:pBdr>
+              <w:shd w:fill="auto" w:val="clear"/>
+              <w:rPr/>
+            </w:pPr>
+            <w:r>
+              <w:rPr>
+                <w:rtl w:val="0"/>
+              </w:rPr>
+              <w:t xml:space="preserve">37</w:t>
+            </w:r>
+          </w:p>
+        </w:tc>
+        <w:tc>
+          <w:tcPr>
+            <w:shd w:fill="auto" w:val="clear"/>
+            <w:tcMar>
+              <w:top w:w="0.0" w:type="dxa"/>
+              <w:left w:w="0.0" w:type="dxa"/>
+              <w:bottom w:w="0.0" w:type="dxa"/>
+              <w:right w:w="0.0" w:type="dxa"/>
+            </w:tcMar>
+            <w:vAlign w:val="top"/>
+          </w:tcPr>
+          <w:p>
+            <w:pPr>
+              <w:pBdr>
+                <w:top w:space="0" w:sz="0" w:val="nil"/>
+                <w:left w:space="0" w:sz="0" w:val="nil"/>
+                <w:bottom w:space="0" w:sz="0" w:val="nil"/>
+                <w:right w:space="0" w:sz="0" w:val="nil"/>
+                <w:between w:space="0" w:sz="0" w:val="nil"/>
+              </w:pBdr>
+              <w:shd w:fill="auto" w:val="clear"/>
+              <w:rPr/>
+            </w:pPr>
+            <w:r>
+              <w:rPr>
+                <w:rtl w:val="0"/>
+              </w:rPr>
+              <w:t xml:space="preserve">Sabine</w:t>
+            </w:r>
+          </w:p>
+        </w:tc>
+        <w:tc>
+          <w:tcPr>
+            <w:shd w:fill="auto" w:val="clear"/>
+            <w:tcMar>
+              <w:top w:w="0.0" w:type="dxa"/>
+              <w:left w:w="0.0" w:type="dxa"/>
+              <w:bottom w:w="0.0" w:type="dxa"/>
+              <w:right w:w="0.0" w:type="dxa"/>
+            </w:tcMar>
+            <w:vAlign w:val="top"/>
+          </w:tcPr>
+          <w:p>
+            <w:pPr>
+              <w:pBdr>
+                <w:top w:space="0" w:sz="0" w:val="nil"/>
+                <w:left w:space="0" w:sz="0" w:val="nil"/>
+                <w:bottom w:space="0" w:sz="0" w:val="nil"/>
+                <w:right w:space="0" w:sz="0" w:val="nil"/>
+                <w:between w:space="0" w:sz="0" w:val="nil"/>
+              </w:pBdr>
+              <w:shd w:fill="auto" w:val="clear"/>
+              <w:rPr>
+                <w:b w:val="1"/>
+                <w:bCs w:val="1"/>
+              </w:rPr>
+            </w:pPr>
+            <w:r>
+              <w:rPr>
+                <w:b w:val="1"/>
+                <w:bCs w:val="1"/>
+                <w:rtl w:val="0"/>
+              </w:rPr>
+              <w:t xml:space="preserve">Robinsons Place Manila, Philippines</w:t>
+            </w:r>
+          </w:p>
+          <w:p>
+            <w:pPr>
+              <w:pBdr>
+                <w:top w:space="0" w:sz="0" w:val="nil"/>
+                <w:left w:space="0" w:sz="0" w:val="nil"/>
+                <w:bottom w:space="0" w:sz="0" w:val="nil"/>
+                <w:right w:space="0" w:sz="0" w:val="nil"/>
+                <w:between w:space="0" w:sz="0" w:val="nil"/>
+              </w:pBdr>
+              <w:shd w:fill="auto" w:val="clear"/>
+              <w:rPr>
+                <w:b w:val="1"/>
+                <w:bCs w:val="1"/>
+              </w:rPr>
+            </w:pPr>
+            <w:r>
+              <w:rPr>
+                <w:b w:val="1"/>
+                <w:bCs w:val="1"/>
+                <w:rtl w:val="0"/>
+              </w:rPr>
+              <w:t xml:space="preserve">Pedro Gil cor Adriatico St, Ermita, Manila</w:t>
+            </w:r>
+          </w:p>
+          <w:p>
+            <w:pPr>
+              <w:pBdr>
+                <w:top w:space="0" w:sz="0" w:val="nil"/>
+                <w:left w:space="0" w:sz="0" w:val="nil"/>
+                <w:bottom w:space="0" w:sz="0" w:val="nil"/>
+                <w:right w:space="0" w:sz="0" w:val="nil"/>
+                <w:between w:space="0" w:sz="0" w:val="nil"/>
+              </w:pBdr>
+              <w:shd w:fill="auto" w:val="clear"/>
+              <w:rPr>
+                <w:b w:val="1"/>
+                <w:bCs w:val="1"/>
+              </w:rPr>
+            </w:pPr>
+            <w:r>
+              <w:rPr>
+                <w:b w:val="1"/>
+                <w:bCs w:val="1"/>
+                <w:rtl w:val="0"/>
+              </w:rPr>
+              <w:t xml:space="preserve">14.57584, 120.98394</w:t>
+            </w:r>
+          </w:p>
+          <w:p>
+            <w:pPr>
+              <w:pBdr>
+                <w:top w:space="0" w:sz="0" w:val="nil"/>
+                <w:left w:space="0" w:sz="0" w:val="nil"/>
+                <w:bottom w:space="0" w:sz="0" w:val="nil"/>
+                <w:right w:space="0" w:sz="0" w:val="nil"/>
+                <w:between w:space="0" w:sz="0" w:val="nil"/>
+              </w:pBdr>
+              <w:shd w:fill="auto" w:val="clear"/>
+              <w:rPr>
+                <w:b w:val="1"/>
+                <w:bCs w:val="1"/>
+              </w:rPr>
+            </w:pPr>
+            <w:r>
+              <w:rPr>
+                <w:b w:val="1"/>
+                <w:bCs w:val="1"/>
+                <w:rtl w:val="0"/>
+              </w:rPr>
+              <w:t xml:space="preserve">Approximate (user wrote “Manila same location as Hannah”; matched to entry 12 Hannah’s pin)</w:t>
+            </w:r>
+          </w:p>
+        </w:tc>
+        <w:tc>
+          <w:tcPr>
+            <w:shd w:fill="auto" w:val="clear"/>
+            <w:tcMar>
+              <w:top w:w="0.0" w:type="dxa"/>
+              <w:left w:w="0.0" w:type="dxa"/>
+              <w:bottom w:w="0.0" w:type="dxa"/>
+              <w:right w:w="0.0" w:type="dxa"/>
+            </w:tcMar>
+            <w:vAlign w:val="top"/>
+          </w:tcPr>
+          <w:p>
+            <w:pPr>
+              <w:pBdr>
+                <w:top w:space="0" w:sz="0" w:val="nil"/>
+                <w:left w:space="0" w:sz="0" w:val="nil"/>
+                <w:bottom w:space="0" w:sz="0" w:val="nil"/>
+                <w:right w:space="0" w:sz="0" w:val="nil"/>
+                <w:between w:space="0" w:sz="0" w:val="nil"/>
+              </w:pBdr>
+              <w:shd w:fill="auto" w:val="clear"/>
+              <w:rPr/>
+            </w:pPr>
+            <w:r>
+              <w:rPr>
+                <w:rtl w:val="0"/>
+              </w:rPr>
+              <w:t xml:space="preserve">HAPPY BIRTHDAY JUJU 💗💗 hope u have the awesomest birthday ever hehe i love love u so muchie and cant wait to celebrate your bday with u soon !!!! nyc will be so much fun !!!! heehee im thinking of new years eve and how you went under the table (two of them actually) to eat your grapes 😆 so cute and funny and so juju hehehe. see u soooo so super soon !!!!! LOVE U LOVE UUU</w:t>
+            </w:r>
+          </w:p>
+          <w:p>
+            <w:pPr>
+              <w:pBdr>
+                <w:top w:space="0" w:sz="0" w:val="nil"/>
+                <w:left w:space="0" w:sz="0" w:val="nil"/>
+                <w:bottom w:space="0" w:sz="0" w:val="nil"/>
+                <w:right w:space="0" w:sz="0" w:val="nil"/>
+                <w:between w:space="0" w:sz="0" w:val="nil"/>
+              </w:pBdr>
+              <w:shd w:fill="auto" w:val="clear"/>
+              <w:rPr/>
+            </w:pPr>
+            <w:r>
+              <w:rPr>
+                <w:rtl w:val="0"/>
+              </w:rPr>
+            </w:r>
+          </w:p>
+          <w:p>
+            <w:pPr>
+              <w:pBdr>
+                <w:top w:space="0" w:sz="0" w:val="nil"/>
+                <w:left w:space="0" w:sz="0" w:val="nil"/>
+                <w:bottom w:space="0" w:sz="0" w:val="nil"/>
+                <w:right w:space="0" w:sz="0" w:val="nil"/>
+                <w:between w:space="0" w:sz="0" w:val="nil"/>
+              </w:pBdr>
+              <w:shd w:fill="auto" w:val="clear"/>
+              <w:rPr/>
+            </w:pPr>
+            <w:r>
+              <w:rPr>
+                <w:rtl w:val="0"/>
+              </w:rPr>
+              <w:t xml:space="preserve">Love, Beanie 💗💗💗</w:t>
+            </w:r>
+          </w:p>
+        </w:tc>
+        <w:tc>
+          <w:tcPr>
+            <w:shd w:fill="auto" w:val="clear"/>
+            <w:tcMar>
+              <w:top w:w="0.0" w:type="dxa"/>
+              <w:left w:w="0.0" w:type="dxa"/>
+              <w:bottom w:w="0.0" w:type="dxa"/>
+              <w:right w:w="0.0" w:type="dxa"/>
+            </w:tcMar>
+            <w:vAlign w:val="top"/>
+          </w:tcPr>
+          <w:p>
+            <w:pPr>
+              <w:keepNext w:val="0"/>
+              <w:keepLines w:val="0"/>
+              <w:pageBreakBefore w:val="0"/>
+              <w:widowControl w:val="0"/>
+              <w:pBdr>
+                <w:top w:space="0" w:sz="0" w:val="nil"/>
+                <w:left w:space="0" w:sz="0" w:val="nil"/>
+                <w:bottom w:space="0" w:sz="0" w:val="nil"/>
+                <w:right w:space="0" w:sz="0" w:val="nil"/>
+                <w:between w:space="0" w:sz="0" w:val="nil"/>
+              </w:pBdr>
+              <w:shd w:fill="auto" w:val="clear"/>
+              <w:spacing w:after="0" w:before="0" w:line="276" w:lineRule="auto"/>
+              <w:ind w:left="0" w:right="0" w:firstLine="0"/>
+              <w:jc w:val="left"/>
+              <w:rPr/>
+            </w:pPr>
+            <w:r>
+              <w:rPr/>
+              <w:drawing>
+                <wp:inline distB="114300" distT="114300" distL="114300" distR="114300">
+                  <wp:extent cx="1333500" cy="1778179"/>
+                  <wp:effectExtent b="0" l="0" r="0" t="0"/>
+                  <wp:docPr id="54" name="image47.jpg"/>
+                  <a:graphic>
+                    <a:graphicData uri="http://schemas.openxmlformats.org/drawingml/2006/picture">
+                      <pic:pic>
+                        <pic:nvPicPr>
+                          <pic:cNvPr id="0" name="image47.jpg"/>
+                          <pic:cNvPicPr preferRelativeResize="0"/>
+                        </pic:nvPicPr>
+                        <pic:blipFill>
+                          <a:blip r:embed="rId31"/>
+                          <a:srcRect b="0" l="0" r="0" t="0"/>
+                          <a:stretch>
+                            <a:fillRect/>
+                          </a:stretch>
+                        </pic:blipFill>
+                        <pic:spPr>
+                          <a:xfrm>
+                            <a:off x="0" y="0"/>
+                            <a:ext cx="1333500" cy="1778179"/>
+                          </a:xfrm>
+                          <a:prstGeom prst="rect"/>
+                          <a:ln/>
+                        </pic:spPr>
+                      </pic:pic>
+                    </a:graphicData>
+                  </a:graphic>
+                </wp:inline>
+              </w:drawing>
+            </w:r>
+            <w:r>
+              <w:rPr>
+                <w:rtl w:val="0"/>
+              </w:rPr>
+              <w:t xml:space="preserve"> </w:t>
+            </w:r>
+            <w:r>
+              <w:rPr/>
+              <w:drawing>
+                <wp:inline distB="114300" distT="114300" distL="114300" distR="114300">
+                  <wp:extent cx="1333500" cy="1778000"/>
+                  <wp:effectExtent b="0" l="0" r="0" t="0"/>
+                  <wp:docPr id="45" name="image31.jpg"/>
+                  <a:graphic>
+                    <a:graphicData uri="http://schemas.openxmlformats.org/drawingml/2006/picture">
+                      <pic:pic>
+                        <pic:nvPicPr>
+                          <pic:cNvPr id="0" name="image31.jpg"/>
+                          <pic:cNvPicPr preferRelativeResize="0"/>
+                        </pic:nvPicPr>
+                        <pic:blipFill>
+                          <a:blip r:embed="rId32"/>
+                          <a:srcRect b="0" l="0" r="0" t="0"/>
+                          <a:stretch>
+                            <a:fillRect/>
+                          </a:stretch>
+                        </pic:blipFill>
+                        <pic:spPr>
+                          <a:xfrm>
+                            <a:off x="0" y="0"/>
+                            <a:ext cx="1333500" cy="1778000"/>
+                          </a:xfrm>
+                          <a:prstGeom prst="rect"/>
+                          <a:ln/>
+                        </pic:spPr>
+                      </pic:pic>
+                    </a:graphicData>
+                  </a:graphic>
+                </wp:inline>
+              </w:drawing>
+            </w:r>
+            <w:r>
+              <w:rPr>
+                <w:rtl w:val="0"/>
+              </w:rPr>
+            </w:r>
+          </w:p>
+        </w:tc>
+      </w:tr>
+      <w:tr>
+        <w:trPr>
+          <w:cantSplit w:val="0"/>
+          <w:tblHeader w:val="0"/>
+        </w:trPr>
+        <w:tc>
+          <w:tcPr>
+            <w:shd w:fill="auto" w:val="clear"/>
+            <w:tcMar>
+              <w:top w:w="0.0" w:type="dxa"/>
+              <w:left w:w="0.0" w:type="dxa"/>
+              <w:bottom w:w="0.0" w:type="dxa"/>
+              <w:right w:w="0.0" w:type="dxa"/>
+            </w:tcMar>
+            <w:vAlign w:val="top"/>
+          </w:tcPr>
+          <w:p>
+            <w:pPr>
+              <w:pBdr>
+                <w:top w:space="0" w:sz="0" w:val="nil"/>
+                <w:left w:space="0" w:sz="0" w:val="nil"/>
+                <w:bottom w:space="0" w:sz="0" w:val="nil"/>
+                <w:right w:space="0" w:sz="0" w:val="nil"/>
+                <w:between w:space="0" w:sz="0" w:val="nil"/>
+              </w:pBdr>
+              <w:shd w:fill="auto" w:val="clear"/>
+              <w:rPr/>
+            </w:pPr>
+            <w:r>
+              <w:rPr>
+                <w:rtl w:val="0"/>
+              </w:rPr>
+              <w:t xml:space="preserve">38</w:t>
+            </w:r>
+          </w:p>
+        </w:tc>
+        <w:tc>
+          <w:tcPr>
+            <w:shd w:fill="auto" w:val="clear"/>
+            <w:tcMar>
+              <w:top w:w="0.0" w:type="dxa"/>
+              <w:left w:w="0.0" w:type="dxa"/>
+              <w:bottom w:w="0.0" w:type="dxa"/>
+              <w:right w:w="0.0" w:type="dxa"/>
+            </w:tcMar>
+            <w:vAlign w:val="top"/>
+          </w:tcPr>
+          <w:p>
+            <w:pPr>
+              <w:pBdr>
+                <w:top w:space="0" w:sz="0" w:val="nil"/>
+                <w:left w:space="0" w:sz="0" w:val="nil"/>
+                <w:bottom w:space="0" w:sz="0" w:val="nil"/>
+                <w:right w:space="0" w:sz="0" w:val="nil"/>
+                <w:between w:space="0" w:sz="0" w:val="nil"/>
+              </w:pBdr>
+              <w:shd w:fill="auto" w:val="clear"/>
+              <w:rPr/>
+            </w:pPr>
+            <w:r>
+              <w:rPr>
+                <w:rtl w:val="0"/>
+              </w:rPr>
+              <w:t xml:space="preserve">Anouk</w:t>
+            </w:r>
+          </w:p>
+        </w:tc>
+        <w:tc>
+          <w:tcPr>
+            <w:shd w:fill="auto" w:val="clear"/>
+            <w:tcMar>
+              <w:top w:w="0.0" w:type="dxa"/>
+              <w:left w:w="0.0" w:type="dxa"/>
+              <w:bottom w:w="0.0" w:type="dxa"/>
+              <w:right w:w="0.0" w:type="dxa"/>
+            </w:tcMar>
+            <w:vAlign w:val="top"/>
+          </w:tcPr>
+          <w:p>
+            <w:pPr>
+              <w:pBdr>
+                <w:top w:space="0" w:sz="0" w:val="nil"/>
+                <w:left w:space="0" w:sz="0" w:val="nil"/>
+                <w:bottom w:space="0" w:sz="0" w:val="nil"/>
+                <w:right w:space="0" w:sz="0" w:val="nil"/>
+                <w:between w:space="0" w:sz="0" w:val="nil"/>
+              </w:pBdr>
+              <w:shd w:fill="auto" w:val="clear"/>
+              <w:rPr>
+                <w:b w:val="1"/>
+                <w:bCs w:val="1"/>
+              </w:rPr>
+            </w:pPr>
+            <w:r>
+              <w:rPr>
+                <w:b w:val="1"/>
+                <w:bCs w:val="1"/>
+                <w:rtl w:val="0"/>
+              </w:rPr>
+              <w:t xml:space="preserve">Cambridge, MA</w:t>
+            </w:r>
+          </w:p>
+          <w:p>
+            <w:pPr>
+              <w:pBdr>
+                <w:top w:space="0" w:sz="0" w:val="nil"/>
+                <w:left w:space="0" w:sz="0" w:val="nil"/>
+                <w:bottom w:space="0" w:sz="0" w:val="nil"/>
+                <w:right w:space="0" w:sz="0" w:val="nil"/>
+                <w:between w:space="0" w:sz="0" w:val="nil"/>
+              </w:pBdr>
+              <w:shd w:fill="auto" w:val="clear"/>
+              <w:rPr>
+                <w:b w:val="1"/>
+                <w:bCs w:val="1"/>
+              </w:rPr>
+            </w:pPr>
+            <w:r>
+              <w:rPr>
+                <w:b w:val="1"/>
+                <w:bCs w:val="1"/>
+                <w:rtl w:val="0"/>
+              </w:rPr>
+              <w:t xml:space="preserve">Cambridge, MA, USA</w:t>
+            </w:r>
+          </w:p>
+          <w:p>
+            <w:pPr>
+              <w:pBdr>
+                <w:top w:space="0" w:sz="0" w:val="nil"/>
+                <w:left w:space="0" w:sz="0" w:val="nil"/>
+                <w:bottom w:space="0" w:sz="0" w:val="nil"/>
+                <w:right w:space="0" w:sz="0" w:val="nil"/>
+                <w:between w:space="0" w:sz="0" w:val="nil"/>
+              </w:pBdr>
+              <w:shd w:fill="auto" w:val="clear"/>
+              <w:rPr>
+                <w:b w:val="1"/>
+                <w:bCs w:val="1"/>
+              </w:rPr>
+            </w:pPr>
+            <w:r>
+              <w:rPr>
+                <w:b w:val="1"/>
+                <w:bCs w:val="1"/>
+                <w:rtl w:val="0"/>
+              </w:rPr>
+              <w:t xml:space="preserve">42.3666036, -71.1056916</w:t>
+            </w:r>
+          </w:p>
+          <w:p>
+            <w:pPr>
+              <w:pBdr>
+                <w:top w:space="0" w:sz="0" w:val="nil"/>
+                <w:left w:space="0" w:sz="0" w:val="nil"/>
+                <w:bottom w:space="0" w:sz="0" w:val="nil"/>
+                <w:right w:space="0" w:sz="0" w:val="nil"/>
+                <w:between w:space="0" w:sz="0" w:val="nil"/>
+              </w:pBdr>
+              <w:shd w:fill="auto" w:val="clear"/>
+              <w:rPr>
+                <w:b w:val="1"/>
+                <w:bCs w:val="1"/>
+              </w:rPr>
+            </w:pPr>
+            <w:r>
+              <w:rPr>
+                <w:b w:val="1"/>
+                <w:bCs w:val="1"/>
+                <w:rtl w:val="0"/>
+              </w:rPr>
+              <w:t xml:space="preserve">Approximate (user wrote “cambridge boston”; pinned to Cambridge)</w:t>
+            </w:r>
+          </w:p>
+        </w:tc>
+        <w:tc>
+          <w:tcPr>
+            <w:shd w:fill="auto" w:val="clear"/>
+            <w:tcMar>
+              <w:top w:w="0.0" w:type="dxa"/>
+              <w:left w:w="0.0" w:type="dxa"/>
+              <w:bottom w:w="0.0" w:type="dxa"/>
+              <w:right w:w="0.0" w:type="dxa"/>
+            </w:tcMar>
+            <w:vAlign w:val="top"/>
+          </w:tcPr>
+          <w:p>
+            <w:pPr>
+              <w:pBdr>
+                <w:top w:space="0" w:sz="0" w:val="nil"/>
+                <w:left w:space="0" w:sz="0" w:val="nil"/>
+                <w:bottom w:space="0" w:sz="0" w:val="nil"/>
+                <w:right w:space="0" w:sz="0" w:val="nil"/>
+                <w:between w:space="0" w:sz="0" w:val="nil"/>
+              </w:pBdr>
+              <w:shd w:fill="auto" w:val="clear"/>
+              <w:rPr/>
+            </w:pPr>
+            <w:r>
+              <w:rPr>
+                <w:rtl w:val="0"/>
+              </w:rPr>
+              <w:t xml:space="preserve">HAPPY BIRTHDAY!!! I hope you have the most wonderful day. For some reason this is the only photo we have together this year but it was such a fun weekend we don’t even need photos to remember!! (Although you do still need to come to a Red Sox game with me). Your friendship is so important to me, you’re the most thoughtful and caring person I know. I’ve loved hearing about all the cool things you’ve done with Lupa Studios and all the cool people you’ve worked with and I know 24 will bring so many more opportunities for you. So sorry I can’t be there to celebrate with you in person but I’m always thinking about you and looking forward to the next time I get to see you!! Love you!</w:t>
+            </w:r>
+          </w:p>
+          <w:p>
+            <w:pPr>
+              <w:pBdr>
+                <w:top w:space="0" w:sz="0" w:val="nil"/>
+                <w:left w:space="0" w:sz="0" w:val="nil"/>
+                <w:bottom w:space="0" w:sz="0" w:val="nil"/>
+                <w:right w:space="0" w:sz="0" w:val="nil"/>
+                <w:between w:space="0" w:sz="0" w:val="nil"/>
+              </w:pBdr>
+              <w:shd w:fill="auto" w:val="clear"/>
+              <w:rPr/>
+            </w:pPr>
+            <w:r>
+              <w:rPr>
+                <w:rtl w:val="0"/>
+              </w:rPr>
+              <w:t xml:space="preserve">Anouk</w:t>
+            </w:r>
+          </w:p>
+        </w:tc>
+        <w:tc>
+          <w:tcPr>
+            <w:shd w:fill="auto" w:val="clear"/>
+            <w:tcMar>
+              <w:top w:w="0.0" w:type="dxa"/>
+              <w:left w:w="0.0" w:type="dxa"/>
+              <w:bottom w:w="0.0" w:type="dxa"/>
+              <w:right w:w="0.0" w:type="dxa"/>
+            </w:tcMar>
+            <w:vAlign w:val="top"/>
+          </w:tcPr>
+          <w:p>
+            <w:pPr>
+              <w:keepNext w:val="0"/>
+              <w:keepLines w:val="0"/>
+              <w:pageBreakBefore w:val="0"/>
+              <w:widowControl w:val="0"/>
+              <w:pBdr>
+                <w:top w:space="0" w:sz="0" w:val="nil"/>
+                <w:left w:space="0" w:sz="0" w:val="nil"/>
+                <w:bottom w:space="0" w:sz="0" w:val="nil"/>
+                <w:right w:space="0" w:sz="0" w:val="nil"/>
+                <w:between w:space="0" w:sz="0" w:val="nil"/>
+              </w:pBdr>
+              <w:shd w:fill="auto" w:val="clear"/>
+              <w:spacing w:after="0" w:before="0" w:line="276" w:lineRule="auto"/>
+              <w:ind w:left="0" w:right="0" w:firstLine="0"/>
+              <w:jc w:val="left"/>
+              <w:rPr/>
+            </w:pPr>
+            <w:r>
+              <w:rPr/>
+              <w:drawing>
+                <wp:inline distB="114300" distT="114300" distL="114300" distR="114300">
+                  <wp:extent cx="1333500" cy="1778000"/>
+                  <wp:effectExtent b="0" l="0" r="0" t="0"/>
+                  <wp:docPr id="42" name="image33.jpg"/>
+                  <a:graphic>
+                    <a:graphicData uri="http://schemas.openxmlformats.org/drawingml/2006/picture">
+                      <pic:pic>
+                        <pic:nvPicPr>
+                          <pic:cNvPr id="0" name="image33.jpg"/>
+                          <pic:cNvPicPr preferRelativeResize="0"/>
+                        </pic:nvPicPr>
+                        <pic:blipFill>
+                          <a:blip r:embed="rId33"/>
+                          <a:srcRect b="0" l="0" r="0" t="0"/>
+                          <a:stretch>
+                            <a:fillRect/>
+                          </a:stretch>
+                        </pic:blipFill>
+                        <pic:spPr>
+                          <a:xfrm>
+                            <a:off x="0" y="0"/>
+                            <a:ext cx="1333500" cy="1778000"/>
+                          </a:xfrm>
+                          <a:prstGeom prst="rect"/>
+                          <a:ln/>
+                        </pic:spPr>
+                      </pic:pic>
+                    </a:graphicData>
+                  </a:graphic>
+                </wp:inline>
+              </w:drawing>
+            </w:r>
+            <w:r>
+              <w:rPr>
+                <w:rtl w:val="0"/>
+              </w:rPr>
+            </w:r>
+          </w:p>
+        </w:tc>
+      </w:tr>
+      <w:tr>
+        <w:trPr>
+          <w:cantSplit w:val="0"/>
+          <w:tblHeader w:val="0"/>
+        </w:trPr>
+        <w:tc>
+          <w:tcPr>
+            <w:shd w:fill="auto" w:val="clear"/>
+            <w:tcMar>
+              <w:top w:w="0.0" w:type="dxa"/>
+              <w:left w:w="0.0" w:type="dxa"/>
+              <w:bottom w:w="0.0" w:type="dxa"/>
+              <w:right w:w="0.0" w:type="dxa"/>
+            </w:tcMar>
+            <w:vAlign w:val="top"/>
+          </w:tcPr>
+          <w:p>
+            <w:pPr>
+              <w:pBdr>
+                <w:top w:space="0" w:sz="0" w:val="nil"/>
+                <w:left w:space="0" w:sz="0" w:val="nil"/>
+                <w:bottom w:space="0" w:sz="0" w:val="nil"/>
+                <w:right w:space="0" w:sz="0" w:val="nil"/>
+                <w:between w:space="0" w:sz="0" w:val="nil"/>
+              </w:pBdr>
+              <w:shd w:fill="auto" w:val="clear"/>
+              <w:rPr/>
+            </w:pPr>
+            <w:r>
+              <w:rPr>
+                <w:rtl w:val="0"/>
+              </w:rPr>
+              <w:t xml:space="preserve">39</w:t>
+            </w:r>
+          </w:p>
+        </w:tc>
+        <w:tc>
+          <w:tcPr>
+            <w:shd w:fill="auto" w:val="clear"/>
+            <w:tcMar>
+              <w:top w:w="0.0" w:type="dxa"/>
+              <w:left w:w="0.0" w:type="dxa"/>
+              <w:bottom w:w="0.0" w:type="dxa"/>
+              <w:right w:w="0.0" w:type="dxa"/>
+            </w:tcMar>
+            <w:vAlign w:val="top"/>
+          </w:tcPr>
+          <w:p>
+            <w:pPr>
+              <w:pBdr>
+                <w:top w:space="0" w:sz="0" w:val="nil"/>
+                <w:left w:space="0" w:sz="0" w:val="nil"/>
+                <w:bottom w:space="0" w:sz="0" w:val="nil"/>
+                <w:right w:space="0" w:sz="0" w:val="nil"/>
+                <w:between w:space="0" w:sz="0" w:val="nil"/>
+              </w:pBdr>
+              <w:shd w:fill="auto" w:val="clear"/>
+              <w:rPr/>
+            </w:pPr>
+            <w:r>
+              <w:rPr>
+                <w:rtl w:val="0"/>
+              </w:rPr>
+              <w:t xml:space="preserve">Mariah</w:t>
+            </w:r>
+          </w:p>
+        </w:tc>
+        <w:tc>
+          <w:tcPr>
+            <w:shd w:fill="auto" w:val="clear"/>
+            <w:tcMar>
+              <w:top w:w="0.0" w:type="dxa"/>
+              <w:left w:w="0.0" w:type="dxa"/>
+              <w:bottom w:w="0.0" w:type="dxa"/>
+              <w:right w:w="0.0" w:type="dxa"/>
+            </w:tcMar>
+            <w:vAlign w:val="top"/>
+          </w:tcPr>
+          <w:p>
+            <w:pPr>
+              <w:pBdr>
+                <w:top w:space="0" w:sz="0" w:val="nil"/>
+                <w:left w:space="0" w:sz="0" w:val="nil"/>
+                <w:bottom w:space="0" w:sz="0" w:val="nil"/>
+                <w:right w:space="0" w:sz="0" w:val="nil"/>
+                <w:between w:space="0" w:sz="0" w:val="nil"/>
+              </w:pBdr>
+              <w:shd w:fill="auto" w:val="clear"/>
+              <w:rPr>
+                <w:b w:val="1"/>
+                <w:bCs w:val="1"/>
+              </w:rPr>
+            </w:pPr>
+            <w:r>
+              <w:rPr>
+                <w:b w:val="1"/>
+                <w:bCs w:val="1"/>
+                <w:rtl w:val="0"/>
+              </w:rPr>
+              <w:t xml:space="preserve">Boston, MA</w:t>
+            </w:r>
+          </w:p>
+          <w:p>
+            <w:pPr>
+              <w:pBdr>
+                <w:top w:space="0" w:sz="0" w:val="nil"/>
+                <w:left w:space="0" w:sz="0" w:val="nil"/>
+                <w:bottom w:space="0" w:sz="0" w:val="nil"/>
+                <w:right w:space="0" w:sz="0" w:val="nil"/>
+                <w:between w:space="0" w:sz="0" w:val="nil"/>
+              </w:pBdr>
+              <w:shd w:fill="auto" w:val="clear"/>
+              <w:rPr>
+                <w:b w:val="1"/>
+                <w:bCs w:val="1"/>
+              </w:rPr>
+            </w:pPr>
+            <w:r>
+              <w:rPr>
+                <w:b w:val="1"/>
+                <w:bCs w:val="1"/>
+                <w:rtl w:val="0"/>
+              </w:rPr>
+              <w:t xml:space="preserve">Boston, MA, USA</w:t>
+            </w:r>
+          </w:p>
+          <w:p>
+            <w:pPr>
+              <w:pBdr>
+                <w:top w:space="0" w:sz="0" w:val="nil"/>
+                <w:left w:space="0" w:sz="0" w:val="nil"/>
+                <w:bottom w:space="0" w:sz="0" w:val="nil"/>
+                <w:right w:space="0" w:sz="0" w:val="nil"/>
+                <w:between w:space="0" w:sz="0" w:val="nil"/>
+              </w:pBdr>
+              <w:shd w:fill="auto" w:val="clear"/>
+              <w:rPr>
+                <w:b w:val="1"/>
+                <w:bCs w:val="1"/>
+              </w:rPr>
+            </w:pPr>
+            <w:r>
+              <w:rPr>
+                <w:b w:val="1"/>
+                <w:bCs w:val="1"/>
+                <w:rtl w:val="0"/>
+              </w:rPr>
+              <w:t xml:space="preserve">42.3555076, -71.0565364</w:t>
+            </w:r>
+          </w:p>
+          <w:p>
+            <w:pPr>
+              <w:pBdr>
+                <w:top w:space="0" w:sz="0" w:val="nil"/>
+                <w:left w:space="0" w:sz="0" w:val="nil"/>
+                <w:bottom w:space="0" w:sz="0" w:val="nil"/>
+                <w:right w:space="0" w:sz="0" w:val="nil"/>
+                <w:between w:space="0" w:sz="0" w:val="nil"/>
+              </w:pBdr>
+              <w:shd w:fill="auto" w:val="clear"/>
+              <w:rPr>
+                <w:b w:val="1"/>
+                <w:bCs w:val="1"/>
+              </w:rPr>
+            </w:pPr>
+            <w:r>
+              <w:rPr>
+                <w:b w:val="1"/>
+                <w:bCs w:val="1"/>
+                <w:rtl w:val="0"/>
+              </w:rPr>
+              <w:t xml:space="preserve">Approximate (user wrote “Boston cambridge”; pinned to Boston)</w:t>
+            </w:r>
+          </w:p>
+        </w:tc>
+        <w:tc>
+          <w:tcPr>
+            <w:shd w:fill="auto" w:val="clear"/>
+            <w:tcMar>
+              <w:top w:w="0.0" w:type="dxa"/>
+              <w:left w:w="0.0" w:type="dxa"/>
+              <w:bottom w:w="0.0" w:type="dxa"/>
+              <w:right w:w="0.0" w:type="dxa"/>
+            </w:tcMar>
+            <w:vAlign w:val="top"/>
+          </w:tcPr>
+          <w:p>
+            <w:pPr>
+              <w:pBdr>
+                <w:top w:space="0" w:sz="0" w:val="nil"/>
+                <w:left w:space="0" w:sz="0" w:val="nil"/>
+                <w:bottom w:space="0" w:sz="0" w:val="nil"/>
+                <w:right w:space="0" w:sz="0" w:val="nil"/>
+                <w:between w:space="0" w:sz="0" w:val="nil"/>
+              </w:pBdr>
+              <w:shd w:fill="auto" w:val="clear"/>
+              <w:rPr/>
+            </w:pPr>
+            <w:r>
+              <w:rPr>
+                <w:rtl w:val="0"/>
+              </w:rPr>
+              <w:t xml:space="preserve">Happy birthday, Julia! I’m sure you already know how much I admire you and adore everything that you do, but I’m going to keep saying it!! You’re such an inspiration to the people around you and I’m so grateful to be your friend. My favorite memory from our trip to Boston is falling asleep together on the couch at Jack’s Bar hahaha. Love you!!</w:t>
+            </w:r>
+          </w:p>
+        </w:tc>
+        <w:tc>
+          <w:tcPr>
+            <w:shd w:fill="auto" w:val="clear"/>
+            <w:tcMar>
+              <w:top w:w="0.0" w:type="dxa"/>
+              <w:left w:w="0.0" w:type="dxa"/>
+              <w:bottom w:w="0.0" w:type="dxa"/>
+              <w:right w:w="0.0" w:type="dxa"/>
+            </w:tcMar>
+            <w:vAlign w:val="top"/>
+          </w:tcPr>
+          <w:p>
+            <w:pPr>
+              <w:keepNext w:val="0"/>
+              <w:keepLines w:val="0"/>
+              <w:pageBreakBefore w:val="0"/>
+              <w:widowControl w:val="0"/>
+              <w:pBdr>
+                <w:top w:space="0" w:sz="0" w:val="nil"/>
+                <w:left w:space="0" w:sz="0" w:val="nil"/>
+                <w:bottom w:space="0" w:sz="0" w:val="nil"/>
+                <w:right w:space="0" w:sz="0" w:val="nil"/>
+                <w:between w:space="0" w:sz="0" w:val="nil"/>
+              </w:pBdr>
+              <w:shd w:fill="auto" w:val="clear"/>
+              <w:spacing w:after="0" w:before="0" w:line="276" w:lineRule="auto"/>
+              <w:ind w:left="0" w:right="0" w:firstLine="0"/>
+              <w:jc w:val="left"/>
+              <w:rPr/>
+            </w:pPr>
+            <w:r>
+              <w:rPr/>
+              <w:drawing>
+                <wp:inline distB="114300" distT="114300" distL="114300" distR="114300">
+                  <wp:extent cx="1333500" cy="1000695"/>
+                  <wp:effectExtent b="0" l="0" r="0" t="0"/>
+                  <wp:docPr id="55" name="image45.jpg"/>
+                  <a:graphic>
+                    <a:graphicData uri="http://schemas.openxmlformats.org/drawingml/2006/picture">
+                      <pic:pic>
+                        <pic:nvPicPr>
+                          <pic:cNvPr id="0" name="image45.jpg"/>
+                          <pic:cNvPicPr preferRelativeResize="0"/>
+                        </pic:nvPicPr>
+                        <pic:blipFill>
+                          <a:blip r:embed="rId34"/>
+                          <a:srcRect b="0" l="0" r="0" t="0"/>
+                          <a:stretch>
+                            <a:fillRect/>
+                          </a:stretch>
+                        </pic:blipFill>
+                        <pic:spPr>
+                          <a:xfrm>
+                            <a:off x="0" y="0"/>
+                            <a:ext cx="1333500" cy="1000695"/>
+                          </a:xfrm>
+                          <a:prstGeom prst="rect"/>
+                          <a:ln/>
+                        </pic:spPr>
+                      </pic:pic>
+                    </a:graphicData>
+                  </a:graphic>
+                </wp:inline>
+              </w:drawing>
+            </w:r>
+            <w:r>
+              <w:rPr>
+                <w:rtl w:val="0"/>
+              </w:rPr>
+            </w:r>
+          </w:p>
+        </w:tc>
+      </w:tr>
+      <w:tr>
+        <w:trPr>
+          <w:cantSplit w:val="0"/>
+          <w:tblHeader w:val="0"/>
+        </w:trPr>
+        <w:tc>
+          <w:tcPr>
+            <w:shd w:fill="auto" w:val="clear"/>
+            <w:tcMar>
+              <w:top w:w="0.0" w:type="dxa"/>
+              <w:left w:w="0.0" w:type="dxa"/>
+              <w:bottom w:w="0.0" w:type="dxa"/>
+              <w:right w:w="0.0" w:type="dxa"/>
+            </w:tcMar>
+            <w:vAlign w:val="top"/>
+          </w:tcPr>
+          <w:p>
+            <w:pPr>
+              <w:pBdr>
+                <w:top w:space="0" w:sz="0" w:val="nil"/>
+                <w:left w:space="0" w:sz="0" w:val="nil"/>
+                <w:bottom w:space="0" w:sz="0" w:val="nil"/>
+                <w:right w:space="0" w:sz="0" w:val="nil"/>
+                <w:between w:space="0" w:sz="0" w:val="nil"/>
+              </w:pBdr>
+              <w:shd w:fill="auto" w:val="clear"/>
+              <w:rPr/>
+            </w:pPr>
+            <w:r>
+              <w:rPr>
+                <w:rtl w:val="0"/>
+              </w:rPr>
+              <w:t xml:space="preserve">40</w:t>
+            </w:r>
+          </w:p>
+        </w:tc>
+        <w:tc>
+          <w:tcPr>
+            <w:shd w:fill="auto" w:val="clear"/>
+            <w:tcMar>
+              <w:top w:w="0.0" w:type="dxa"/>
+              <w:left w:w="0.0" w:type="dxa"/>
+              <w:bottom w:w="0.0" w:type="dxa"/>
+              <w:right w:w="0.0" w:type="dxa"/>
+            </w:tcMar>
+            <w:vAlign w:val="top"/>
+          </w:tcPr>
+          <w:p>
+            <w:pPr>
+              <w:pBdr>
+                <w:top w:space="0" w:sz="0" w:val="nil"/>
+                <w:left w:space="0" w:sz="0" w:val="nil"/>
+                <w:bottom w:space="0" w:sz="0" w:val="nil"/>
+                <w:right w:space="0" w:sz="0" w:val="nil"/>
+                <w:between w:space="0" w:sz="0" w:val="nil"/>
+              </w:pBdr>
+              <w:shd w:fill="auto" w:val="clear"/>
+              <w:rPr/>
+            </w:pPr>
+            <w:r>
+              <w:rPr>
+                <w:rtl w:val="0"/>
+              </w:rPr>
+              <w:t xml:space="preserve">Hao Hao</w:t>
+            </w:r>
+          </w:p>
+        </w:tc>
+        <w:tc>
+          <w:tcPr>
+            <w:shd w:fill="auto" w:val="clear"/>
+            <w:tcMar>
+              <w:top w:w="0.0" w:type="dxa"/>
+              <w:left w:w="0.0" w:type="dxa"/>
+              <w:bottom w:w="0.0" w:type="dxa"/>
+              <w:right w:w="0.0" w:type="dxa"/>
+            </w:tcMar>
+            <w:vAlign w:val="top"/>
+          </w:tcPr>
+          <w:p>
+            <w:pPr>
+              <w:pBdr>
+                <w:top w:space="0" w:sz="0" w:val="nil"/>
+                <w:left w:space="0" w:sz="0" w:val="nil"/>
+                <w:bottom w:space="0" w:sz="0" w:val="nil"/>
+                <w:right w:space="0" w:sz="0" w:val="nil"/>
+                <w:between w:space="0" w:sz="0" w:val="nil"/>
+              </w:pBdr>
+              <w:shd w:fill="auto" w:val="clear"/>
+              <w:rPr>
+                <w:b w:val="1"/>
+                <w:bCs w:val="1"/>
+              </w:rPr>
+            </w:pPr>
+            <w:r>
+              <w:rPr>
+                <w:b w:val="1"/>
+                <w:bCs w:val="1"/>
+                <w:rtl w:val="0"/>
+              </w:rPr>
+              <w:t xml:space="preserve">Brooklyn Steel, Brooklyn, NYC</w:t>
+            </w:r>
+          </w:p>
+          <w:p>
+            <w:pPr>
+              <w:pBdr>
+                <w:top w:space="0" w:sz="0" w:val="nil"/>
+                <w:left w:space="0" w:sz="0" w:val="nil"/>
+                <w:bottom w:space="0" w:sz="0" w:val="nil"/>
+                <w:right w:space="0" w:sz="0" w:val="nil"/>
+                <w:between w:space="0" w:sz="0" w:val="nil"/>
+              </w:pBdr>
+              <w:shd w:fill="auto" w:val="clear"/>
+              <w:rPr>
+                <w:b w:val="1"/>
+                <w:bCs w:val="1"/>
+              </w:rPr>
+            </w:pPr>
+            <w:r>
+              <w:rPr>
+                <w:b w:val="1"/>
+                <w:bCs w:val="1"/>
+                <w:rtl w:val="0"/>
+              </w:rPr>
+              <w:t xml:space="preserve">319 Frost St, Brooklyn, NY 11222</w:t>
+            </w:r>
+          </w:p>
+          <w:p>
+            <w:pPr>
+              <w:pBdr>
+                <w:top w:space="0" w:sz="0" w:val="nil"/>
+                <w:left w:space="0" w:sz="0" w:val="nil"/>
+                <w:bottom w:space="0" w:sz="0" w:val="nil"/>
+                <w:right w:space="0" w:sz="0" w:val="nil"/>
+                <w:between w:space="0" w:sz="0" w:val="nil"/>
+              </w:pBdr>
+              <w:shd w:fill="auto" w:val="clear"/>
+              <w:rPr>
+                <w:b w:val="1"/>
+                <w:bCs w:val="1"/>
+              </w:rPr>
+            </w:pPr>
+            <w:r>
+              <w:rPr>
+                <w:b w:val="1"/>
+                <w:bCs w:val="1"/>
+                <w:rtl w:val="0"/>
+              </w:rPr>
+              <w:t xml:space="preserve">40.7193577, -73.9387939</w:t>
+            </w:r>
+          </w:p>
+          <w:p>
+            <w:pPr>
+              <w:pBdr>
+                <w:top w:space="0" w:sz="0" w:val="nil"/>
+                <w:left w:space="0" w:sz="0" w:val="nil"/>
+                <w:bottom w:space="0" w:sz="0" w:val="nil"/>
+                <w:right w:space="0" w:sz="0" w:val="nil"/>
+                <w:between w:space="0" w:sz="0" w:val="nil"/>
+              </w:pBdr>
+              <w:shd w:fill="auto" w:val="clear"/>
+              <w:rPr>
+                <w:b w:val="1"/>
+                <w:bCs w:val="1"/>
+              </w:rPr>
+            </w:pPr>
+            <w:r>
+              <w:rPr>
+                <w:b w:val="1"/>
+                <w:bCs w:val="1"/>
+                <w:rtl w:val="0"/>
+              </w:rPr>
+              <w:t xml:space="preserve">Exact (venue named by user)</w:t>
+            </w:r>
+          </w:p>
+        </w:tc>
+        <w:tc>
+          <w:tcPr>
+            <w:shd w:fill="auto" w:val="clear"/>
+            <w:tcMar>
+              <w:top w:w="0.0" w:type="dxa"/>
+              <w:left w:w="0.0" w:type="dxa"/>
+              <w:bottom w:w="0.0" w:type="dxa"/>
+              <w:right w:w="0.0" w:type="dxa"/>
+            </w:tcMar>
+            <w:vAlign w:val="top"/>
+          </w:tcPr>
+          <w:p>
+            <w:pPr>
+              <w:pBdr>
+                <w:top w:space="0" w:sz="0" w:val="nil"/>
+                <w:left w:space="0" w:sz="0" w:val="nil"/>
+                <w:bottom w:space="0" w:sz="0" w:val="nil"/>
+                <w:right w:space="0" w:sz="0" w:val="nil"/>
+                <w:between w:space="0" w:sz="0" w:val="nil"/>
+              </w:pBdr>
+              <w:shd w:fill="auto" w:val="clear"/>
+              <w:rPr/>
+            </w:pPr>
+            <w:r>
+              <w:rPr>
+                <w:rtl w:val="0"/>
+              </w:rPr>
+              <w:t xml:space="preserve">My birthday note to dear Julia:</w:t>
+            </w:r>
+          </w:p>
+          <w:p>
+            <w:pPr>
+              <w:pBdr>
+                <w:top w:space="0" w:sz="0" w:val="nil"/>
+                <w:left w:space="0" w:sz="0" w:val="nil"/>
+                <w:bottom w:space="0" w:sz="0" w:val="nil"/>
+                <w:right w:space="0" w:sz="0" w:val="nil"/>
+                <w:between w:space="0" w:sz="0" w:val="nil"/>
+              </w:pBdr>
+              <w:shd w:fill="auto" w:val="clear"/>
+              <w:rPr/>
+            </w:pPr>
+            <w:r>
+              <w:rPr>
+                <w:rtl w:val="0"/>
+              </w:rPr>
+            </w:r>
+          </w:p>
+          <w:p>
+            <w:pPr>
+              <w:pBdr>
+                <w:top w:space="0" w:sz="0" w:val="nil"/>
+                <w:left w:space="0" w:sz="0" w:val="nil"/>
+                <w:bottom w:space="0" w:sz="0" w:val="nil"/>
+                <w:right w:space="0" w:sz="0" w:val="nil"/>
+                <w:between w:space="0" w:sz="0" w:val="nil"/>
+              </w:pBdr>
+              <w:shd w:fill="auto" w:val="clear"/>
+              <w:rPr/>
+            </w:pPr>
+            <w:r>
+              <w:rPr>
+                <w:rtl w:val="0"/>
+              </w:rPr>
+              <w:t xml:space="preserve">HBD Julia!! </w:t>
+            </w:r>
+          </w:p>
+          <w:p>
+            <w:pPr>
+              <w:pBdr>
+                <w:top w:space="0" w:sz="0" w:val="nil"/>
+                <w:left w:space="0" w:sz="0" w:val="nil"/>
+                <w:bottom w:space="0" w:sz="0" w:val="nil"/>
+                <w:right w:space="0" w:sz="0" w:val="nil"/>
+                <w:between w:space="0" w:sz="0" w:val="nil"/>
+              </w:pBdr>
+              <w:shd w:fill="auto" w:val="clear"/>
+              <w:rPr/>
+            </w:pPr>
+            <w:r>
+              <w:rPr>
+                <w:rtl w:val="0"/>
+              </w:rPr>
+            </w:r>
+          </w:p>
+          <w:p>
+            <w:pPr>
+              <w:pBdr>
+                <w:top w:space="0" w:sz="0" w:val="nil"/>
+                <w:left w:space="0" w:sz="0" w:val="nil"/>
+                <w:bottom w:space="0" w:sz="0" w:val="nil"/>
+                <w:right w:space="0" w:sz="0" w:val="nil"/>
+                <w:between w:space="0" w:sz="0" w:val="nil"/>
+              </w:pBdr>
+              <w:shd w:fill="auto" w:val="clear"/>
+              <w:rPr/>
+            </w:pPr>
+            <w:r>
+              <w:rPr>
+                <w:rtl w:val="0"/>
+              </w:rPr>
+              <w:t xml:space="preserve">I can’t believe you’re turning older again and I’m not there to celebrate you with YOU! AGAIN! PJ has organised such an awesome surprise for you, but I am so regretfully embarrassed that after searching my entire camera roll WE DONT HAVE A SINGLE PHOTO TOGETHER?!?! </w:t>
+            </w:r>
+          </w:p>
+          <w:p>
+            <w:pPr>
+              <w:pBdr>
+                <w:top w:space="0" w:sz="0" w:val="nil"/>
+                <w:left w:space="0" w:sz="0" w:val="nil"/>
+                <w:bottom w:space="0" w:sz="0" w:val="nil"/>
+                <w:right w:space="0" w:sz="0" w:val="nil"/>
+                <w:between w:space="0" w:sz="0" w:val="nil"/>
+              </w:pBdr>
+              <w:shd w:fill="auto" w:val="clear"/>
+              <w:rPr/>
+            </w:pPr>
+            <w:r>
+              <w:rPr>
+                <w:rtl w:val="0"/>
+              </w:rPr>
+            </w:r>
+          </w:p>
+          <w:p>
+            <w:pPr>
+              <w:pBdr>
+                <w:top w:space="0" w:sz="0" w:val="nil"/>
+                <w:left w:space="0" w:sz="0" w:val="nil"/>
+                <w:bottom w:space="0" w:sz="0" w:val="nil"/>
+                <w:right w:space="0" w:sz="0" w:val="nil"/>
+                <w:between w:space="0" w:sz="0" w:val="nil"/>
+              </w:pBdr>
+              <w:shd w:fill="auto" w:val="clear"/>
+              <w:rPr/>
+            </w:pPr>
+            <w:r>
+              <w:rPr>
+                <w:rtl w:val="0"/>
+              </w:rPr>
+              <w:t xml:space="preserve">Anyways, this is what I hope us to look like if we ever got to go see a concert together, ideally @ Brooklyn Steel! (Don’t worry sweets, I’m working on it.)</w:t>
+            </w:r>
+          </w:p>
+          <w:p>
+            <w:pPr>
+              <w:pBdr>
+                <w:top w:space="0" w:sz="0" w:val="nil"/>
+                <w:left w:space="0" w:sz="0" w:val="nil"/>
+                <w:bottom w:space="0" w:sz="0" w:val="nil"/>
+                <w:right w:space="0" w:sz="0" w:val="nil"/>
+                <w:between w:space="0" w:sz="0" w:val="nil"/>
+              </w:pBdr>
+              <w:shd w:fill="auto" w:val="clear"/>
+              <w:rPr/>
+            </w:pPr>
+            <w:r>
+              <w:rPr>
+                <w:rtl w:val="0"/>
+              </w:rPr>
+            </w:r>
+          </w:p>
+          <w:p>
+            <w:pPr>
+              <w:pBdr>
+                <w:top w:space="0" w:sz="0" w:val="nil"/>
+                <w:left w:space="0" w:sz="0" w:val="nil"/>
+                <w:bottom w:space="0" w:sz="0" w:val="nil"/>
+                <w:right w:space="0" w:sz="0" w:val="nil"/>
+                <w:between w:space="0" w:sz="0" w:val="nil"/>
+              </w:pBdr>
+              <w:shd w:fill="auto" w:val="clear"/>
+              <w:rPr/>
+            </w:pPr>
+            <w:r>
+              <w:rPr>
+                <w:rtl w:val="0"/>
+              </w:rPr>
+              <w:t xml:space="preserve">Until then, I wish you an abundance of happiness, new inspirations, warm company, and peace this coming year. I can sense, it’s gonna be a bitchin’ good one 🌟!</w:t>
+            </w:r>
+          </w:p>
+          <w:p>
+            <w:pPr>
+              <w:pBdr>
+                <w:top w:space="0" w:sz="0" w:val="nil"/>
+                <w:left w:space="0" w:sz="0" w:val="nil"/>
+                <w:bottom w:space="0" w:sz="0" w:val="nil"/>
+                <w:right w:space="0" w:sz="0" w:val="nil"/>
+                <w:between w:space="0" w:sz="0" w:val="nil"/>
+              </w:pBdr>
+              <w:shd w:fill="auto" w:val="clear"/>
+              <w:rPr/>
+            </w:pPr>
+            <w:r>
+              <w:rPr>
+                <w:rtl w:val="0"/>
+              </w:rPr>
+            </w:r>
+          </w:p>
+          <w:p>
+            <w:pPr>
+              <w:pBdr>
+                <w:top w:space="0" w:sz="0" w:val="nil"/>
+                <w:left w:space="0" w:sz="0" w:val="nil"/>
+                <w:bottom w:space="0" w:sz="0" w:val="nil"/>
+                <w:right w:space="0" w:sz="0" w:val="nil"/>
+                <w:between w:space="0" w:sz="0" w:val="nil"/>
+              </w:pBdr>
+              <w:shd w:fill="auto" w:val="clear"/>
+              <w:rPr/>
+            </w:pPr>
+            <w:r>
+              <w:rPr>
+                <w:rtl w:val="0"/>
+              </w:rPr>
+              <w:t xml:space="preserve">很抱歉，不小心把咱们俩的衣服画成了红配绿。。。果然我不是设计师👩🏻‍🎨</w:t>
+            </w:r>
+          </w:p>
+        </w:tc>
+        <w:tc>
+          <w:tcPr>
+            <w:shd w:fill="auto" w:val="clear"/>
+            <w:tcMar>
+              <w:top w:w="0.0" w:type="dxa"/>
+              <w:left w:w="0.0" w:type="dxa"/>
+              <w:bottom w:w="0.0" w:type="dxa"/>
+              <w:right w:w="0.0" w:type="dxa"/>
+            </w:tcMar>
+            <w:vAlign w:val="top"/>
+          </w:tcPr>
+          <w:p>
+            <w:pPr>
+              <w:keepNext w:val="0"/>
+              <w:keepLines w:val="0"/>
+              <w:pageBreakBefore w:val="0"/>
+              <w:widowControl w:val="0"/>
+              <w:pBdr>
+                <w:top w:space="0" w:sz="0" w:val="nil"/>
+                <w:left w:space="0" w:sz="0" w:val="nil"/>
+                <w:bottom w:space="0" w:sz="0" w:val="nil"/>
+                <w:right w:space="0" w:sz="0" w:val="nil"/>
+                <w:between w:space="0" w:sz="0" w:val="nil"/>
+              </w:pBdr>
+              <w:shd w:fill="auto" w:val="clear"/>
+              <w:spacing w:after="0" w:before="0" w:line="276" w:lineRule="auto"/>
+              <w:ind w:left="0" w:right="0" w:firstLine="0"/>
+              <w:jc w:val="left"/>
+              <w:rPr/>
+            </w:pPr>
+            <w:r>
+              <w:rPr/>
+              <w:drawing>
+                <wp:inline distB="114300" distT="114300" distL="114300" distR="114300">
+                  <wp:extent cx="1333465" cy="2198116"/>
+                  <wp:effectExtent b="0" l="0" r="0" t="0"/>
+                  <wp:docPr id="56" name="image48.jpg"/>
+                  <a:graphic>
+                    <a:graphicData uri="http://schemas.openxmlformats.org/drawingml/2006/picture">
+                      <pic:pic>
+                        <pic:nvPicPr>
+                          <pic:cNvPr id="0" name="image48.jpg"/>
+                          <pic:cNvPicPr preferRelativeResize="0"/>
+                        </pic:nvPicPr>
+                        <pic:blipFill>
+                          <a:blip r:embed="rId35"/>
+                          <a:srcRect b="0" l="0" r="0" t="0"/>
+                          <a:stretch>
+                            <a:fillRect/>
+                          </a:stretch>
+                        </pic:blipFill>
+                        <pic:spPr>
+                          <a:xfrm>
+                            <a:off x="0" y="0"/>
+                            <a:ext cx="1333465" cy="2198116"/>
                           </a:xfrm>
                           <a:prstGeom prst="rect"/>
                           <a:ln/>

--- a/source/mem map (organized).docx
+++ b/source/mem map (organized).docx
@@ -2492,12 +2492,12 @@
                 <wp:inline distB="19050" distT="19050" distL="19050" distR="19050">
                   <wp:extent cx="1333500" cy="1778000"/>
                   <wp:effectExtent b="0" l="0" r="0" t="0"/>
-                  <wp:docPr id="58" name="image56.jpg"/>
+                  <wp:docPr id="58" name="image55.jpg"/>
                   <a:graphic>
                     <a:graphicData uri="http://schemas.openxmlformats.org/drawingml/2006/picture">
                       <pic:pic>
                         <pic:nvPicPr>
-                          <pic:cNvPr id="0" name="image56.jpg"/>
+                          <pic:cNvPr id="0" name="image55.jpg"/>
                           <pic:cNvPicPr preferRelativeResize="0"/>
                         </pic:nvPicPr>
                         <pic:blipFill>
@@ -3064,12 +3064,12 @@
                 <wp:inline distB="19050" distT="19050" distL="19050" distR="19050">
                   <wp:extent cx="1333500" cy="882777"/>
                   <wp:effectExtent b="0" l="0" r="0" t="0"/>
-                  <wp:docPr id="59" name="image59.jpg"/>
+                  <wp:docPr id="59" name="image48.jpg"/>
                   <a:graphic>
                     <a:graphicData uri="http://schemas.openxmlformats.org/drawingml/2006/picture">
                       <pic:pic>
                         <pic:nvPicPr>
-                          <pic:cNvPr id="0" name="image59.jpg"/>
+                          <pic:cNvPr id="0" name="image48.jpg"/>
                           <pic:cNvPicPr preferRelativeResize="0"/>
                         </pic:nvPicPr>
                         <pic:blipFill>
@@ -5151,12 +5151,12 @@
                 <wp:inline distB="19050" distT="19050" distL="19050" distR="19050">
                   <wp:extent cx="1333500" cy="888111"/>
                   <wp:effectExtent b="0" l="0" r="0" t="0"/>
-                  <wp:docPr id="43" name="image38.jpg"/>
+                  <wp:docPr id="43" name="image44.jpg"/>
                   <a:graphic>
                     <a:graphicData uri="http://schemas.openxmlformats.org/drawingml/2006/picture">
                       <pic:pic>
                         <pic:nvPicPr>
-                          <pic:cNvPr id="0" name="image38.jpg"/>
+                          <pic:cNvPr id="0" name="image44.jpg"/>
                           <pic:cNvPicPr preferRelativeResize="0"/>
                         </pic:nvPicPr>
                         <pic:blipFill>
@@ -5422,12 +5422,12 @@
                 <wp:inline distB="19050" distT="19050" distL="19050" distR="19050">
                   <wp:extent cx="1333500" cy="1000125"/>
                   <wp:effectExtent b="0" l="0" r="0" t="0"/>
-                  <wp:docPr id="44" name="image35.jpg"/>
+                  <wp:docPr id="44" name="image31.jpg"/>
                   <a:graphic>
                     <a:graphicData uri="http://schemas.openxmlformats.org/drawingml/2006/picture">
                       <pic:pic>
                         <pic:nvPicPr>
-                          <pic:cNvPr id="0" name="image35.jpg"/>
+                          <pic:cNvPr id="0" name="image31.jpg"/>
                           <pic:cNvPicPr preferRelativeResize="0"/>
                         </pic:nvPicPr>
                         <pic:blipFill>
@@ -5710,12 +5710,12 @@
                 <wp:inline distB="19050" distT="19050" distL="19050" distR="19050">
                   <wp:extent cx="1333500" cy="1000125"/>
                   <wp:effectExtent b="0" l="0" r="0" t="0"/>
-                  <wp:docPr id="46" name="image55.jpg"/>
+                  <wp:docPr id="46" name="image36.jpg"/>
                   <a:graphic>
                     <a:graphicData uri="http://schemas.openxmlformats.org/drawingml/2006/picture">
                       <pic:pic>
                         <pic:nvPicPr>
-                          <pic:cNvPr id="0" name="image55.jpg"/>
+                          <pic:cNvPr id="0" name="image36.jpg"/>
                           <pic:cNvPicPr preferRelativeResize="0"/>
                         </pic:nvPicPr>
                         <pic:blipFill>
@@ -6072,12 +6072,12 @@
                 <wp:inline distB="19050" distT="19050" distL="19050" distR="19050">
                   <wp:extent cx="1333500" cy="1778000"/>
                   <wp:effectExtent b="0" l="0" r="0" t="0"/>
-                  <wp:docPr id="48" name="image46.jpg"/>
+                  <wp:docPr id="48" name="image39.jpg"/>
                   <a:graphic>
                     <a:graphicData uri="http://schemas.openxmlformats.org/drawingml/2006/picture">
                       <pic:pic>
                         <pic:nvPicPr>
-                          <pic:cNvPr id="0" name="image46.jpg"/>
+                          <pic:cNvPr id="0" name="image39.jpg"/>
                           <pic:cNvPicPr preferRelativeResize="0"/>
                         </pic:nvPicPr>
                         <pic:blipFill>
@@ -6362,12 +6362,12 @@
                 <wp:inline distB="19050" distT="19050" distL="19050" distR="19050">
                   <wp:extent cx="1333500" cy="1778000"/>
                   <wp:effectExtent b="0" l="0" r="0" t="0"/>
-                  <wp:docPr id="49" name="image44.jpg"/>
+                  <wp:docPr id="49" name="image35.jpg"/>
                   <a:graphic>
                     <a:graphicData uri="http://schemas.openxmlformats.org/drawingml/2006/picture">
                       <pic:pic>
                         <pic:nvPicPr>
-                          <pic:cNvPr id="0" name="image44.jpg"/>
+                          <pic:cNvPr id="0" name="image35.jpg"/>
                           <pic:cNvPicPr preferRelativeResize="0"/>
                         </pic:nvPicPr>
                         <pic:blipFill>
@@ -6670,12 +6670,12 @@
                 <wp:inline distB="19050" distT="19050" distL="19050" distR="19050">
                   <wp:extent cx="1333500" cy="1000125"/>
                   <wp:effectExtent b="0" l="0" r="0" t="0"/>
-                  <wp:docPr id="50" name="image36.jpg"/>
+                  <wp:docPr id="50" name="image52.jpg"/>
                   <a:graphic>
                     <a:graphicData uri="http://schemas.openxmlformats.org/drawingml/2006/picture">
                       <pic:pic>
                         <pic:nvPicPr>
-                          <pic:cNvPr id="0" name="image36.jpg"/>
+                          <pic:cNvPr id="0" name="image52.jpg"/>
                           <pic:cNvPicPr preferRelativeResize="0"/>
                         </pic:nvPicPr>
                         <pic:blipFill>
@@ -6965,12 +6965,12 @@
                 <wp:inline distB="19050" distT="19050" distL="19050" distR="19050">
                   <wp:extent cx="1333500" cy="1778000"/>
                   <wp:effectExtent b="0" l="0" r="0" t="0"/>
-                  <wp:docPr id="51" name="image52.jpg"/>
+                  <wp:docPr id="51" name="image42.jpg"/>
                   <a:graphic>
                     <a:graphicData uri="http://schemas.openxmlformats.org/drawingml/2006/picture">
                       <pic:pic>
                         <pic:nvPicPr>
-                          <pic:cNvPr id="0" name="image52.jpg"/>
+                          <pic:cNvPr id="0" name="image42.jpg"/>
                           <pic:cNvPicPr preferRelativeResize="0"/>
                         </pic:nvPicPr>
                         <pic:blipFill>
@@ -7258,12 +7258,12 @@
                 <wp:inline distB="19050" distT="19050" distL="19050" distR="19050">
                   <wp:extent cx="1333500" cy="1778000"/>
                   <wp:effectExtent b="0" l="0" r="0" t="0"/>
-                  <wp:docPr id="52" name="image51.jpg"/>
+                  <wp:docPr id="52" name="image56.jpg"/>
                   <a:graphic>
                     <a:graphicData uri="http://schemas.openxmlformats.org/drawingml/2006/picture">
                       <pic:pic>
                         <pic:nvPicPr>
-                          <pic:cNvPr id="0" name="image51.jpg"/>
+                          <pic:cNvPr id="0" name="image56.jpg"/>
                           <pic:cNvPicPr preferRelativeResize="0"/>
                         </pic:nvPicPr>
                         <pic:blipFill>
@@ -7551,12 +7551,12 @@
                 <wp:inline distB="19050" distT="19050" distL="19050" distR="19050">
                   <wp:extent cx="1333500" cy="1778000"/>
                   <wp:effectExtent b="0" l="0" r="0" t="0"/>
-                  <wp:docPr id="32" name="image39.jpg"/>
+                  <wp:docPr id="32" name="image37.jpg"/>
                   <a:graphic>
                     <a:graphicData uri="http://schemas.openxmlformats.org/drawingml/2006/picture">
                       <pic:pic>
                         <pic:nvPicPr>
-                          <pic:cNvPr id="0" name="image39.jpg"/>
+                          <pic:cNvPr id="0" name="image37.jpg"/>
                           <pic:cNvPicPr preferRelativeResize="0"/>
                         </pic:nvPicPr>
                         <pic:blipFill>
@@ -7822,12 +7822,12 @@
                 <wp:inline distB="19050" distT="19050" distL="19050" distR="19050">
                   <wp:extent cx="1333500" cy="1000125"/>
                   <wp:effectExtent b="0" l="0" r="0" t="0"/>
-                  <wp:docPr id="33" name="image34.jpg"/>
+                  <wp:docPr id="33" name="image40.jpg"/>
                   <a:graphic>
                     <a:graphicData uri="http://schemas.openxmlformats.org/drawingml/2006/picture">
                       <pic:pic>
                         <pic:nvPicPr>
-                          <pic:cNvPr id="0" name="image34.jpg"/>
+                          <pic:cNvPr id="0" name="image40.jpg"/>
                           <pic:cNvPicPr preferRelativeResize="0"/>
                         </pic:nvPicPr>
                         <pic:blipFill>
@@ -8396,12 +8396,12 @@
                 <wp:inline distB="19050" distT="19050" distL="19050" distR="19050">
                   <wp:extent cx="1333500" cy="1000125"/>
                   <wp:effectExtent b="0" l="0" r="0" t="0"/>
-                  <wp:docPr id="35" name="image41.jpg"/>
+                  <wp:docPr id="35" name="image34.jpg"/>
                   <a:graphic>
                     <a:graphicData uri="http://schemas.openxmlformats.org/drawingml/2006/picture">
                       <pic:pic>
                         <pic:nvPicPr>
-                          <pic:cNvPr id="0" name="image41.jpg"/>
+                          <pic:cNvPr id="0" name="image34.jpg"/>
                           <pic:cNvPicPr preferRelativeResize="0"/>
                         </pic:nvPicPr>
                         <pic:blipFill>
@@ -8437,12 +8437,12 @@
                 <wp:inline distB="19050" distT="19050" distL="19050" distR="19050">
                   <wp:extent cx="1333500" cy="1000125"/>
                   <wp:effectExtent b="0" l="0" r="0" t="0"/>
-                  <wp:docPr id="36" name="image37.jpg"/>
+                  <wp:docPr id="36" name="image46.jpg"/>
                   <a:graphic>
                     <a:graphicData uri="http://schemas.openxmlformats.org/drawingml/2006/picture">
                       <pic:pic>
                         <pic:nvPicPr>
-                          <pic:cNvPr id="0" name="image37.jpg"/>
+                          <pic:cNvPr id="0" name="image46.jpg"/>
                           <pic:cNvPicPr preferRelativeResize="0"/>
                         </pic:nvPicPr>
                         <pic:blipFill>
@@ -8730,12 +8730,12 @@
                 <wp:inline distB="19050" distT="19050" distL="19050" distR="19050">
                   <wp:extent cx="1333500" cy="1714010"/>
                   <wp:effectExtent b="0" l="0" r="0" t="0"/>
-                  <wp:docPr id="37" name="image53.jpg"/>
+                  <wp:docPr id="37" name="image51.jpg"/>
                   <a:graphic>
                     <a:graphicData uri="http://schemas.openxmlformats.org/drawingml/2006/picture">
                       <pic:pic>
                         <pic:nvPicPr>
-                          <pic:cNvPr id="0" name="image53.jpg"/>
+                          <pic:cNvPr id="0" name="image51.jpg"/>
                           <pic:cNvPicPr preferRelativeResize="0"/>
                         </pic:nvPicPr>
                         <pic:blipFill>
@@ -9023,12 +9023,12 @@
                 <wp:inline distB="19050" distT="19050" distL="19050" distR="19050">
                   <wp:extent cx="1333500" cy="1778000"/>
                   <wp:effectExtent b="0" l="0" r="0" t="0"/>
-                  <wp:docPr id="38" name="image42.jpg"/>
+                  <wp:docPr id="38" name="image47.jpg"/>
                   <a:graphic>
                     <a:graphicData uri="http://schemas.openxmlformats.org/drawingml/2006/picture">
                       <pic:pic>
                         <pic:nvPicPr>
-                          <pic:cNvPr id="0" name="image42.jpg"/>
+                          <pic:cNvPr id="0" name="image47.jpg"/>
                           <pic:cNvPicPr preferRelativeResize="0"/>
                         </pic:nvPicPr>
                         <pic:blipFill>
@@ -9440,12 +9440,12 @@
                 <wp:inline distB="19050" distT="19050" distL="19050" distR="19050">
                   <wp:extent cx="1333500" cy="2356007"/>
                   <wp:effectExtent b="0" l="0" r="0" t="0"/>
-                  <wp:docPr id="39" name="image49.jpg"/>
+                  <wp:docPr id="39" name="image33.jpg"/>
                   <a:graphic>
                     <a:graphicData uri="http://schemas.openxmlformats.org/drawingml/2006/picture">
                       <pic:pic>
                         <pic:nvPicPr>
-                          <pic:cNvPr id="0" name="image49.jpg"/>
+                          <pic:cNvPr id="0" name="image33.jpg"/>
                           <pic:cNvPicPr preferRelativeResize="0"/>
                         </pic:nvPicPr>
                         <pic:blipFill>
@@ -9770,12 +9770,12 @@
                 <wp:inline distB="19050" distT="19050" distL="19050" distR="19050">
                   <wp:extent cx="1333500" cy="1778000"/>
                   <wp:effectExtent b="0" l="0" r="0" t="0"/>
-                  <wp:docPr id="40" name="image58.jpg"/>
+                  <wp:docPr id="40" name="image38.jpg"/>
                   <a:graphic>
                     <a:graphicData uri="http://schemas.openxmlformats.org/drawingml/2006/picture">
                       <pic:pic>
                         <pic:nvPicPr>
-                          <pic:cNvPr id="0" name="image58.jpg"/>
+                          <pic:cNvPr id="0" name="image38.jpg"/>
                           <pic:cNvPicPr preferRelativeResize="0"/>
                         </pic:nvPicPr>
                         <pic:blipFill>
@@ -10187,12 +10187,12 @@
                 <wp:inline distB="19050" distT="19050" distL="19050" distR="19050">
                   <wp:extent cx="1333500" cy="1778000"/>
                   <wp:effectExtent b="0" l="0" r="0" t="0"/>
-                  <wp:docPr id="41" name="image40.jpg"/>
+                  <wp:docPr id="41" name="image41.jpg"/>
                   <a:graphic>
                     <a:graphicData uri="http://schemas.openxmlformats.org/drawingml/2006/picture">
                       <pic:pic>
                         <pic:nvPicPr>
-                          <pic:cNvPr id="0" name="image40.jpg"/>
+                          <pic:cNvPr id="0" name="image41.jpg"/>
                           <pic:cNvPicPr preferRelativeResize="0"/>
                         </pic:nvPicPr>
                         <pic:blipFill>
@@ -10421,7 +10421,99 @@
               <w:rPr>
                 <w:rtl w:val="0"/>
               </w:rPr>
-              <w:t xml:space="preserve">hiii juliaaa happy birthday!! You’re old just like me now!!!! Except you’ll always be cute punch to me. Love you so much Julia. U my sista from another mother, my business partner in crime, and my forever friend crush.</w:t>
+              <w:t xml:space="preserve">hiii juliaaa happy birthday!! You’re old just like me now!!!! Except you’ll always be cute punch to me. </w:t>
+            </w:r>
+          </w:p>
+          <w:p>
+            <w:pPr>
+              <w:pBdr>
+                <w:top w:space="0" w:sz="0" w:val="nil"/>
+                <w:left w:space="0" w:sz="0" w:val="nil"/>
+                <w:bottom w:space="0" w:sz="0" w:val="nil"/>
+                <w:right w:space="0" w:sz="0" w:val="nil"/>
+                <w:between w:space="0" w:sz="0" w:val="nil"/>
+              </w:pBdr>
+              <w:shd w:fill="auto" w:val="clear"/>
+              <w:rPr/>
+            </w:pPr>
+            <w:r>
+              <w:rPr>
+                <w:rtl w:val="0"/>
+              </w:rPr>
+            </w:r>
+          </w:p>
+          <w:p>
+            <w:pPr>
+              <w:pBdr>
+                <w:top w:space="0" w:sz="0" w:val="nil"/>
+                <w:left w:space="0" w:sz="0" w:val="nil"/>
+                <w:bottom w:space="0" w:sz="0" w:val="nil"/>
+                <w:right w:space="0" w:sz="0" w:val="nil"/>
+                <w:between w:space="0" w:sz="0" w:val="nil"/>
+              </w:pBdr>
+              <w:shd w:fill="auto" w:val="clear"/>
+              <w:rPr/>
+            </w:pPr>
+            <w:r>
+              <w:rPr>
+                <w:rtl w:val="0"/>
+              </w:rPr>
+              <w:t xml:space="preserve">This is one of the many favorite memories I have with you this year, when we influenced so hard, we ended up on our dream touch grass vacation. As you may remember this night, i had a moment where our roles reversed and suddenly I was the one scared in bed. You being you, I knew you would not scold me for forcing you downstairs to brave the murderer with me because you are nothing but kind, patient, loving, and all the other positive adjectives. Friendship with you is easy. </w:t>
+            </w:r>
+          </w:p>
+          <w:p>
+            <w:pPr>
+              <w:pBdr>
+                <w:top w:space="0" w:sz="0" w:val="nil"/>
+                <w:left w:space="0" w:sz="0" w:val="nil"/>
+                <w:bottom w:space="0" w:sz="0" w:val="nil"/>
+                <w:right w:space="0" w:sz="0" w:val="nil"/>
+                <w:between w:space="0" w:sz="0" w:val="nil"/>
+              </w:pBdr>
+              <w:shd w:fill="auto" w:val="clear"/>
+              <w:rPr/>
+            </w:pPr>
+            <w:r>
+              <w:rPr>
+                <w:rtl w:val="0"/>
+              </w:rPr>
+            </w:r>
+          </w:p>
+          <w:p>
+            <w:pPr>
+              <w:pBdr>
+                <w:top w:space="0" w:sz="0" w:val="nil"/>
+                <w:left w:space="0" w:sz="0" w:val="nil"/>
+                <w:bottom w:space="0" w:sz="0" w:val="nil"/>
+                <w:right w:space="0" w:sz="0" w:val="nil"/>
+                <w:between w:space="0" w:sz="0" w:val="nil"/>
+              </w:pBdr>
+              <w:shd w:fill="auto" w:val="clear"/>
+              <w:rPr/>
+            </w:pPr>
+            <w:r>
+              <w:rPr>
+                <w:rtl w:val="0"/>
+              </w:rPr>
+              <w:t xml:space="preserve">Love you so much Julia. U my sista from another mother, my business partner in crime, and my forever friend crush. </w:t>
+            </w:r>
+          </w:p>
+          <w:p>
+            <w:pPr>
+              <w:pBdr>
+                <w:top w:space="0" w:sz="0" w:val="nil"/>
+                <w:left w:space="0" w:sz="0" w:val="nil"/>
+                <w:bottom w:space="0" w:sz="0" w:val="nil"/>
+                <w:right w:space="0" w:sz="0" w:val="nil"/>
+                <w:between w:space="0" w:sz="0" w:val="nil"/>
+              </w:pBdr>
+              <w:shd w:fill="auto" w:val="clear"/>
+              <w:rPr/>
+            </w:pPr>
+            <w:r>
+              <w:rPr>
+                <w:rtl w:val="0"/>
+              </w:rPr>
             </w:r>
           </w:p>
           <w:p>
@@ -10485,12 +10577,12 @@
                 <wp:inline distB="19050" distT="19050" distL="19050" distR="19050">
                   <wp:extent cx="1333500" cy="2150806"/>
                   <wp:effectExtent b="0" l="0" r="0" t="0"/>
-                  <wp:docPr id="57" name="image50.jpg"/>
+                  <wp:docPr id="57" name="image58.jpg"/>
                   <a:graphic>
                     <a:graphicData uri="http://schemas.openxmlformats.org/drawingml/2006/picture">
                       <pic:pic>
                         <pic:nvPicPr>
-                          <pic:cNvPr id="0" name="image50.jpg"/>
+                          <pic:cNvPr id="0" name="image58.jpg"/>
                           <pic:cNvPicPr preferRelativeResize="0"/>
                         </pic:nvPicPr>
                         <pic:blipFill>
@@ -10801,12 +10893,12 @@
                 <wp:inline distB="114300" distT="114300" distL="114300" distR="114300">
                   <wp:extent cx="750094" cy="1000125"/>
                   <wp:effectExtent b="0" l="0" r="0" t="0"/>
-                  <wp:docPr id="53" name="image57.jpg"/>
+                  <wp:docPr id="53" name="image59.jpg"/>
                   <a:graphic>
                     <a:graphicData uri="http://schemas.openxmlformats.org/drawingml/2006/picture">
                       <pic:pic>
                         <pic:nvPicPr>
-                          <pic:cNvPr id="0" name="image57.jpg"/>
+                          <pic:cNvPr id="0" name="image59.jpg"/>
                           <pic:cNvPicPr preferRelativeResize="0"/>
                         </pic:nvPicPr>
                         <pic:blipFill>
@@ -11080,12 +11172,12 @@
                 <wp:inline distB="114300" distT="114300" distL="114300" distR="114300">
                   <wp:extent cx="750094" cy="1000125"/>
                   <wp:effectExtent b="0" l="0" r="0" t="0"/>
-                  <wp:docPr id="47" name="image54.jpg"/>
+                  <wp:docPr id="47" name="image57.jpg"/>
                   <a:graphic>
                     <a:graphicData uri="http://schemas.openxmlformats.org/drawingml/2006/picture">
                       <pic:pic>
                         <pic:nvPicPr>
-                          <pic:cNvPr id="0" name="image54.jpg"/>
+                          <pic:cNvPr id="0" name="image57.jpg"/>
                           <pic:cNvPicPr preferRelativeResize="0"/>
                         </pic:nvPicPr>
                         <pic:blipFill>
@@ -11359,12 +11451,12 @@
                 <wp:inline distB="114300" distT="114300" distL="114300" distR="114300">
                   <wp:extent cx="1333500" cy="1778179"/>
                   <wp:effectExtent b="0" l="0" r="0" t="0"/>
-                  <wp:docPr id="31" name="image32.jpg"/>
+                  <wp:docPr id="31" name="image45.jpg"/>
                   <a:graphic>
                     <a:graphicData uri="http://schemas.openxmlformats.org/drawingml/2006/picture">
                       <pic:pic>
                         <pic:nvPicPr>
-                          <pic:cNvPr id="0" name="image32.jpg"/>
+                          <pic:cNvPr id="0" name="image45.jpg"/>
                           <pic:cNvPicPr preferRelativeResize="0"/>
                         </pic:nvPicPr>
                         <pic:blipFill>
@@ -11675,12 +11767,12 @@
                 <wp:inline distB="114300" distT="114300" distL="114300" distR="114300">
                   <wp:extent cx="1333500" cy="1778179"/>
                   <wp:effectExtent b="0" l="0" r="0" t="0"/>
-                  <wp:docPr id="54" name="image47.jpg"/>
+                  <wp:docPr id="54" name="image49.jpg"/>
                   <a:graphic>
                     <a:graphicData uri="http://schemas.openxmlformats.org/drawingml/2006/picture">
                       <pic:pic>
                         <pic:nvPicPr>
-                          <pic:cNvPr id="0" name="image47.jpg"/>
+                          <pic:cNvPr id="0" name="image49.jpg"/>
                           <pic:cNvPicPr preferRelativeResize="0"/>
                         </pic:nvPicPr>
                         <pic:blipFill>
@@ -11716,12 +11808,12 @@
                 <wp:inline distB="114300" distT="114300" distL="114300" distR="114300">
                   <wp:extent cx="1333500" cy="1778000"/>
                   <wp:effectExtent b="0" l="0" r="0" t="0"/>
-                  <wp:docPr id="45" name="image31.jpg"/>
+                  <wp:docPr id="45" name="image50.jpg"/>
                   <a:graphic>
                     <a:graphicData uri="http://schemas.openxmlformats.org/drawingml/2006/picture">
                       <pic:pic>
                         <pic:nvPicPr>
-                          <pic:cNvPr id="0" name="image31.jpg"/>
+                          <pic:cNvPr id="0" name="image50.jpg"/>
                           <pic:cNvPicPr preferRelativeResize="0"/>
                         </pic:nvPicPr>
                         <pic:blipFill>
@@ -12014,12 +12106,12 @@
                 <wp:inline distB="114300" distT="114300" distL="114300" distR="114300">
                   <wp:extent cx="1333500" cy="1778000"/>
                   <wp:effectExtent b="0" l="0" r="0" t="0"/>
-                  <wp:docPr id="42" name="image33.jpg"/>
+                  <wp:docPr id="42" name="image32.jpg"/>
                   <a:graphic>
                     <a:graphicData uri="http://schemas.openxmlformats.org/drawingml/2006/picture">
                       <pic:pic>
                         <pic:nvPicPr>
-                          <pic:cNvPr id="0" name="image33.jpg"/>
+                          <pic:cNvPr id="0" name="image32.jpg"/>
                           <pic:cNvPicPr preferRelativeResize="0"/>
                         </pic:nvPicPr>
                         <pic:blipFill>
@@ -12293,12 +12385,12 @@
                 <wp:inline distB="114300" distT="114300" distL="114300" distR="114300">
                   <wp:extent cx="1333500" cy="1000695"/>
                   <wp:effectExtent b="0" l="0" r="0" t="0"/>
-                  <wp:docPr id="55" name="image45.jpg"/>
+                  <wp:docPr id="55" name="image53.jpg"/>
                   <a:graphic>
                     <a:graphicData uri="http://schemas.openxmlformats.org/drawingml/2006/picture">
                       <pic:pic>
                         <pic:nvPicPr>
-                          <pic:cNvPr id="0" name="image45.jpg"/>
+                          <pic:cNvPr id="0" name="image53.jpg"/>
                           <pic:cNvPicPr preferRelativeResize="0"/>
                         </pic:nvPicPr>
                         <pic:blipFill>
@@ -12757,12 +12849,12 @@
                 <wp:inline distB="114300" distT="114300" distL="114300" distR="114300">
                   <wp:extent cx="1333465" cy="2198116"/>
                   <wp:effectExtent b="0" l="0" r="0" t="0"/>
-                  <wp:docPr id="56" name="image48.jpg"/>
+                  <wp:docPr id="56" name="image54.jpg"/>
                   <a:graphic>
                     <a:graphicData uri="http://schemas.openxmlformats.org/drawingml/2006/picture">
                       <pic:pic>
                         <pic:nvPicPr>
-                          <pic:cNvPr id="0" name="image48.jpg"/>
+                          <pic:cNvPr id="0" name="image54.jpg"/>
                           <pic:cNvPicPr preferRelativeResize="0"/>
                         </pic:nvPicPr>
                         <pic:blipFill>
